--- a/lessons/8-5/downloads/reveal/8.5-session-2-practice-form-b.docx
+++ b/lessons/8-5/downloads/reveal/8.5-session-2-practice-form-b.docx
@@ -15,7 +15,7 @@
         <w:rPr>
           <w:rFonts w:ascii="Avenir Next" w:hAnsi="Avenir Next" w:cs="Avenir Next" w:eastAsia="Avenir Next"/>
           <w:color w:val="1A1A1A"/>
-          <w:sz w:val="20"/>
+          <w:sz w:val="22"/>
           <w:szCs w:val="20"/>
         </w:rPr>
         <w:t xml:space="preserve">Name</w:t>
@@ -33,7 +33,7 @@
         <w:rPr>
           <w:rFonts w:ascii="Avenir Next" w:hAnsi="Avenir Next" w:cs="Avenir Next" w:eastAsia="Avenir Next"/>
           <w:color w:val="1A1A1A"/>
-          <w:sz w:val="20"/>
+          <w:sz w:val="22"/>
           <w:szCs w:val="20"/>
         </w:rPr>
         <w:t xml:space="preserve">   Date</w:t>
@@ -51,7 +51,7 @@
         <w:rPr>
           <w:rFonts w:ascii="Avenir Next" w:hAnsi="Avenir Next" w:cs="Avenir Next" w:eastAsia="Avenir Next"/>
           <w:color w:val="1A1A1A"/>
-          <w:sz w:val="20"/>
+          <w:sz w:val="22"/>
           <w:szCs w:val="20"/>
         </w:rPr>
         <w:t xml:space="preserve">   Period</w:t>
@@ -78,7 +78,7 @@
           <w:caps/>
           <w:color w:val="003A70"/>
           <w:spacing w:val="12"/>
-          <w:sz w:val="19"/>
+          <w:sz w:val="22"/>
           <w:szCs w:val="19"/>
         </w:rPr>
         <w:t xml:space="preserve">Lesson 8-5  ·  Session 2  ·  Practice  ·  Form B</w:t>
@@ -86,6 +86,7 @@
     </w:p>
     <w:p>
       <w:pPr>
+        <w:pStyle w:val="Heading1"/>
         <w:keepNext/>
         <w:spacing w:before="0" w:after="10" w:line="240" w:lineRule="auto"/>
       </w:pPr>
@@ -111,7 +112,7 @@
         <w:rPr>
           <w:rFonts w:ascii="Avenir Next" w:hAnsi="Avenir Next" w:cs="Avenir Next" w:eastAsia="Avenir Next"/>
           <w:color w:val="5A5F66"/>
-          <w:sz w:val="17"/>
+          <w:sz w:val="22"/>
           <w:szCs w:val="17"/>
         </w:rPr>
         <w:t xml:space="preserve">Learning target — I can test values against an inequality and graph the solution set.</w:t>
@@ -128,7 +129,7 @@
     </w:p>
     <w:p>
       <w:pPr>
-        <w:spacing w:before="0" w:after="0" w:line="60" w:lineRule="auto"/>
+        <w:spacing w:before="0" w:after="0" w:line="50" w:lineRule="exact"/>
       </w:pPr>
     </w:p>
     <w:tbl>
@@ -167,6 +168,7 @@
           </w:tcPr>
           <w:p>
             <w:pPr>
+              <w:pStyle w:val="Heading2"/>
               <w:spacing w:before="0" w:after="40" w:line="264" w:lineRule="auto"/>
             </w:pPr>
             <w:r>
@@ -194,63 +196,63 @@
                 <w:rFonts w:ascii="Avenir Next" w:hAnsi="Avenir Next" w:cs="Avenir Next" w:eastAsia="Avenir Next"/>
                 <w:b/>
                 <w:color w:val="003A70"/>
+                <w:sz w:val="22"/>
+                <w:szCs w:val="18"/>
+              </w:rPr>
+              <w:t xml:space="preserve">•</w:t>
+            </w:r>
+            <w:r>
+              <w:rPr>
+                <w:rFonts w:ascii="Avenir Next" w:hAnsi="Avenir Next" w:cs="Avenir Next" w:eastAsia="Avenir Next"/>
+                <w:color w:val="1A1A1A"/>
                 <w:sz w:val="18"/>
                 <w:szCs w:val="18"/>
               </w:rPr>
-              <w:t xml:space="preserve">•</w:t>
-            </w:r>
-            <w:r>
-              <w:rPr>
-                <w:rFonts w:ascii="Avenir Next" w:hAnsi="Avenir Next" w:cs="Avenir Next" w:eastAsia="Avenir Next"/>
-                <w:color w:val="1A1A1A"/>
-                <w:sz w:val="18"/>
+              <w:tab/>
+            </w:r>
+            <w:r>
+              <w:rPr>
+                <w:rFonts w:ascii="Avenir Next" w:hAnsi="Avenir Next" w:cs="Avenir Next" w:eastAsia="Avenir Next"/>
+                <w:color w:val="1A1A1A"/>
+                <w:sz w:val="22"/>
                 <w:szCs w:val="18"/>
               </w:rPr>
-              <w:tab/>
-            </w:r>
-            <w:r>
-              <w:rPr>
-                <w:rFonts w:ascii="Avenir Next" w:hAnsi="Avenir Next" w:cs="Avenir Next" w:eastAsia="Avenir Next"/>
-                <w:color w:val="1A1A1A"/>
-                <w:sz w:val="18"/>
+              <w:t xml:space="preserve">To </w:t>
+            </w:r>
+            <w:r>
+              <w:rPr>
+                <w:rFonts w:ascii="Avenir Next" w:hAnsi="Avenir Next" w:cs="Avenir Next" w:eastAsia="Avenir Next"/>
+                <w:b/>
+                <w:color w:val="1A1A1A"/>
+                <w:sz w:val="22"/>
                 <w:szCs w:val="18"/>
               </w:rPr>
-              <w:t xml:space="preserve">To </w:t>
-            </w:r>
-            <w:r>
-              <w:rPr>
-                <w:rFonts w:ascii="Avenir Next" w:hAnsi="Avenir Next" w:cs="Avenir Next" w:eastAsia="Avenir Next"/>
-                <w:b/>
-                <w:color w:val="1A1A1A"/>
-                <w:sz w:val="18"/>
+              <w:t xml:space="preserve">test</w:t>
+            </w:r>
+            <w:r>
+              <w:rPr>
+                <w:rFonts w:ascii="Avenir Next" w:hAnsi="Avenir Next" w:cs="Avenir Next" w:eastAsia="Avenir Next"/>
+                <w:color w:val="1A1A1A"/>
+                <w:sz w:val="22"/>
                 <w:szCs w:val="18"/>
               </w:rPr>
-              <w:t xml:space="preserve">test</w:t>
-            </w:r>
-            <w:r>
-              <w:rPr>
-                <w:rFonts w:ascii="Avenir Next" w:hAnsi="Avenir Next" w:cs="Avenir Next" w:eastAsia="Avenir Next"/>
-                <w:color w:val="1A1A1A"/>
-                <w:sz w:val="18"/>
+              <w:t xml:space="preserve"> a value, substitute it for the variable. A </w:t>
+            </w:r>
+            <w:r>
+              <w:rPr>
+                <w:rFonts w:ascii="Avenir Next" w:hAnsi="Avenir Next" w:cs="Avenir Next" w:eastAsia="Avenir Next"/>
+                <w:b/>
+                <w:color w:val="1A1A1A"/>
+                <w:sz w:val="22"/>
                 <w:szCs w:val="18"/>
               </w:rPr>
-              <w:t xml:space="preserve"> a value, substitute it for the variable. A </w:t>
-            </w:r>
-            <w:r>
-              <w:rPr>
-                <w:rFonts w:ascii="Avenir Next" w:hAnsi="Avenir Next" w:cs="Avenir Next" w:eastAsia="Avenir Next"/>
-                <w:b/>
-                <w:color w:val="1A1A1A"/>
-                <w:sz w:val="18"/>
-                <w:szCs w:val="18"/>
-              </w:rPr>
               <w:t xml:space="preserve">true</w:t>
             </w:r>
             <w:r>
               <w:rPr>
                 <w:rFonts w:ascii="Avenir Next" w:hAnsi="Avenir Next" w:cs="Avenir Next" w:eastAsia="Avenir Next"/>
                 <w:color w:val="1A1A1A"/>
-                <w:sz w:val="18"/>
+                <w:sz w:val="22"/>
                 <w:szCs w:val="18"/>
               </w:rPr>
               <w:t xml:space="preserve"> statement means it is a solution.</w:t>
@@ -269,44 +271,44 @@
                 <w:rFonts w:ascii="Avenir Next" w:hAnsi="Avenir Next" w:cs="Avenir Next" w:eastAsia="Avenir Next"/>
                 <w:b/>
                 <w:color w:val="003A70"/>
+                <w:sz w:val="22"/>
+                <w:szCs w:val="18"/>
+              </w:rPr>
+              <w:t xml:space="preserve">•</w:t>
+            </w:r>
+            <w:r>
+              <w:rPr>
+                <w:rFonts w:ascii="Avenir Next" w:hAnsi="Avenir Next" w:cs="Avenir Next" w:eastAsia="Avenir Next"/>
+                <w:color w:val="1A1A1A"/>
                 <w:sz w:val="18"/>
                 <w:szCs w:val="18"/>
               </w:rPr>
-              <w:t xml:space="preserve">•</w:t>
-            </w:r>
-            <w:r>
-              <w:rPr>
-                <w:rFonts w:ascii="Avenir Next" w:hAnsi="Avenir Next" w:cs="Avenir Next" w:eastAsia="Avenir Next"/>
-                <w:color w:val="1A1A1A"/>
-                <w:sz w:val="18"/>
+              <w:tab/>
+            </w:r>
+            <w:r>
+              <w:rPr>
+                <w:rFonts w:ascii="Avenir Next" w:hAnsi="Avenir Next" w:cs="Avenir Next" w:eastAsia="Avenir Next"/>
+                <w:color w:val="1A1A1A"/>
+                <w:sz w:val="22"/>
                 <w:szCs w:val="18"/>
               </w:rPr>
-              <w:tab/>
-            </w:r>
-            <w:r>
-              <w:rPr>
-                <w:rFonts w:ascii="Avenir Next" w:hAnsi="Avenir Next" w:cs="Avenir Next" w:eastAsia="Avenir Next"/>
-                <w:color w:val="1A1A1A"/>
-                <w:sz w:val="18"/>
+              <w:t xml:space="preserve">Test the </w:t>
+            </w:r>
+            <w:r>
+              <w:rPr>
+                <w:rFonts w:ascii="Avenir Next" w:hAnsi="Avenir Next" w:cs="Avenir Next" w:eastAsia="Avenir Next"/>
+                <w:b/>
+                <w:color w:val="1A1A1A"/>
+                <w:sz w:val="22"/>
                 <w:szCs w:val="18"/>
               </w:rPr>
-              <w:t xml:space="preserve">Test the </w:t>
-            </w:r>
-            <w:r>
-              <w:rPr>
-                <w:rFonts w:ascii="Avenir Next" w:hAnsi="Avenir Next" w:cs="Avenir Next" w:eastAsia="Avenir Next"/>
-                <w:b/>
-                <w:color w:val="1A1A1A"/>
-                <w:sz w:val="18"/>
-                <w:szCs w:val="18"/>
-              </w:rPr>
               <w:t xml:space="preserve">boundary</w:t>
             </w:r>
             <w:r>
               <w:rPr>
                 <w:rFonts w:ascii="Avenir Next" w:hAnsi="Avenir Next" w:cs="Avenir Next" w:eastAsia="Avenir Next"/>
                 <w:color w:val="1A1A1A"/>
-                <w:sz w:val="18"/>
+                <w:sz w:val="22"/>
                 <w:szCs w:val="18"/>
               </w:rPr>
               <w:t xml:space="preserve">: true means a closed dot (≤, ≥); false means an open dot (&lt;, &gt;).</w:t>
@@ -325,92 +327,92 @@
                 <w:rFonts w:ascii="Avenir Next" w:hAnsi="Avenir Next" w:cs="Avenir Next" w:eastAsia="Avenir Next"/>
                 <w:b/>
                 <w:color w:val="003A70"/>
+                <w:sz w:val="22"/>
+                <w:szCs w:val="18"/>
+              </w:rPr>
+              <w:t xml:space="preserve">•</w:t>
+            </w:r>
+            <w:r>
+              <w:rPr>
+                <w:rFonts w:ascii="Avenir Next" w:hAnsi="Avenir Next" w:cs="Avenir Next" w:eastAsia="Avenir Next"/>
+                <w:color w:val="1A1A1A"/>
                 <w:sz w:val="18"/>
                 <w:szCs w:val="18"/>
               </w:rPr>
-              <w:t xml:space="preserve">•</w:t>
-            </w:r>
-            <w:r>
-              <w:rPr>
-                <w:rFonts w:ascii="Avenir Next" w:hAnsi="Avenir Next" w:cs="Avenir Next" w:eastAsia="Avenir Next"/>
-                <w:color w:val="1A1A1A"/>
-                <w:sz w:val="18"/>
+              <w:tab/>
+            </w:r>
+            <w:r>
+              <w:rPr>
+                <w:rFonts w:ascii="Avenir Next" w:hAnsi="Avenir Next" w:cs="Avenir Next" w:eastAsia="Avenir Next"/>
+                <w:b/>
+                <w:color w:val="1A1A1A"/>
+                <w:sz w:val="22"/>
                 <w:szCs w:val="18"/>
               </w:rPr>
-              <w:tab/>
-            </w:r>
-            <w:r>
-              <w:rPr>
-                <w:rFonts w:ascii="Avenir Next" w:hAnsi="Avenir Next" w:cs="Avenir Next" w:eastAsia="Avenir Next"/>
-                <w:b/>
-                <w:color w:val="1A1A1A"/>
-                <w:sz w:val="18"/>
+              <w:t xml:space="preserve">More than</w:t>
+            </w:r>
+            <w:r>
+              <w:rPr>
+                <w:rFonts w:ascii="Avenir Next" w:hAnsi="Avenir Next" w:cs="Avenir Next" w:eastAsia="Avenir Next"/>
+                <w:color w:val="1A1A1A"/>
+                <w:sz w:val="22"/>
                 <w:szCs w:val="18"/>
               </w:rPr>
-              <w:t xml:space="preserve">More than</w:t>
-            </w:r>
-            <w:r>
-              <w:rPr>
-                <w:rFonts w:ascii="Avenir Next" w:hAnsi="Avenir Next" w:cs="Avenir Next" w:eastAsia="Avenir Next"/>
-                <w:color w:val="1A1A1A"/>
-                <w:sz w:val="18"/>
+              <w:t xml:space="preserve"> means &gt;. </w:t>
+            </w:r>
+            <w:r>
+              <w:rPr>
+                <w:rFonts w:ascii="Avenir Next" w:hAnsi="Avenir Next" w:cs="Avenir Next" w:eastAsia="Avenir Next"/>
+                <w:b/>
+                <w:color w:val="1A1A1A"/>
+                <w:sz w:val="22"/>
                 <w:szCs w:val="18"/>
               </w:rPr>
-              <w:t xml:space="preserve"> means &gt;. </w:t>
-            </w:r>
-            <w:r>
-              <w:rPr>
-                <w:rFonts w:ascii="Avenir Next" w:hAnsi="Avenir Next" w:cs="Avenir Next" w:eastAsia="Avenir Next"/>
-                <w:b/>
-                <w:color w:val="1A1A1A"/>
-                <w:sz w:val="18"/>
+              <w:t xml:space="preserve">Fewer than</w:t>
+            </w:r>
+            <w:r>
+              <w:rPr>
+                <w:rFonts w:ascii="Avenir Next" w:hAnsi="Avenir Next" w:cs="Avenir Next" w:eastAsia="Avenir Next"/>
+                <w:color w:val="1A1A1A"/>
+                <w:sz w:val="22"/>
                 <w:szCs w:val="18"/>
               </w:rPr>
-              <w:t xml:space="preserve">Fewer than</w:t>
-            </w:r>
-            <w:r>
-              <w:rPr>
-                <w:rFonts w:ascii="Avenir Next" w:hAnsi="Avenir Next" w:cs="Avenir Next" w:eastAsia="Avenir Next"/>
-                <w:color w:val="1A1A1A"/>
-                <w:sz w:val="18"/>
+              <w:t xml:space="preserve"> and </w:t>
+            </w:r>
+            <w:r>
+              <w:rPr>
+                <w:rFonts w:ascii="Avenir Next" w:hAnsi="Avenir Next" w:cs="Avenir Next" w:eastAsia="Avenir Next"/>
+                <w:b/>
+                <w:color w:val="1A1A1A"/>
+                <w:sz w:val="22"/>
                 <w:szCs w:val="18"/>
               </w:rPr>
-              <w:t xml:space="preserve"> and </w:t>
-            </w:r>
-            <w:r>
-              <w:rPr>
-                <w:rFonts w:ascii="Avenir Next" w:hAnsi="Avenir Next" w:cs="Avenir Next" w:eastAsia="Avenir Next"/>
-                <w:b/>
-                <w:color w:val="1A1A1A"/>
-                <w:sz w:val="18"/>
+              <w:t xml:space="preserve">below</w:t>
+            </w:r>
+            <w:r>
+              <w:rPr>
+                <w:rFonts w:ascii="Avenir Next" w:hAnsi="Avenir Next" w:cs="Avenir Next" w:eastAsia="Avenir Next"/>
+                <w:color w:val="1A1A1A"/>
+                <w:sz w:val="22"/>
                 <w:szCs w:val="18"/>
               </w:rPr>
-              <w:t xml:space="preserve">below</w:t>
-            </w:r>
-            <w:r>
-              <w:rPr>
-                <w:rFonts w:ascii="Avenir Next" w:hAnsi="Avenir Next" w:cs="Avenir Next" w:eastAsia="Avenir Next"/>
-                <w:color w:val="1A1A1A"/>
-                <w:sz w:val="18"/>
+              <w:t xml:space="preserve"> mean &lt;. </w:t>
+            </w:r>
+            <w:r>
+              <w:rPr>
+                <w:rFonts w:ascii="Avenir Next" w:hAnsi="Avenir Next" w:cs="Avenir Next" w:eastAsia="Avenir Next"/>
+                <w:b/>
+                <w:color w:val="1A1A1A"/>
+                <w:sz w:val="22"/>
                 <w:szCs w:val="18"/>
               </w:rPr>
-              <w:t xml:space="preserve"> mean &lt;. </w:t>
-            </w:r>
-            <w:r>
-              <w:rPr>
-                <w:rFonts w:ascii="Avenir Next" w:hAnsi="Avenir Next" w:cs="Avenir Next" w:eastAsia="Avenir Next"/>
-                <w:b/>
-                <w:color w:val="1A1A1A"/>
-                <w:sz w:val="18"/>
-                <w:szCs w:val="18"/>
-              </w:rPr>
               <w:t xml:space="preserve">At most</w:t>
             </w:r>
             <w:r>
               <w:rPr>
                 <w:rFonts w:ascii="Avenir Next" w:hAnsi="Avenir Next" w:cs="Avenir Next" w:eastAsia="Avenir Next"/>
                 <w:color w:val="1A1A1A"/>
-                <w:sz w:val="18"/>
+                <w:sz w:val="22"/>
                 <w:szCs w:val="18"/>
               </w:rPr>
               <w:t xml:space="preserve"> means ≤.</w:t>
@@ -425,6 +427,7 @@
           </w:tcPr>
           <w:p>
             <w:pPr>
+              <w:pStyle w:val="Heading2"/>
               <w:spacing w:before="0" w:after="40" w:line="264" w:lineRule="auto"/>
             </w:pPr>
             <w:r>
@@ -447,7 +450,7 @@
               <w:rPr>
                 <w:rFonts w:ascii="Avenir Next" w:hAnsi="Avenir Next" w:cs="Avenir Next" w:eastAsia="Avenir Next"/>
                 <w:color w:val="1A1A1A"/>
-                <w:sz w:val="17"/>
+                <w:sz w:val="22"/>
                 <w:szCs w:val="17"/>
               </w:rPr>
               <w:t xml:space="preserve">Test 8, 9 and 10 in </w:t>
@@ -457,7 +460,7 @@
                 <w:rFonts w:ascii="Avenir Next" w:hAnsi="Avenir Next" w:cs="Avenir Next" w:eastAsia="Avenir Next"/>
                 <w:i/>
                 <w:color w:val="1A1A1A"/>
-                <w:sz w:val="17"/>
+                <w:sz w:val="22"/>
                 <w:szCs w:val="17"/>
               </w:rPr>
               <w:t xml:space="preserve">x</w:t>
@@ -466,7 +469,7 @@
               <w:rPr>
                 <w:rFonts w:ascii="Avenir Next" w:hAnsi="Avenir Next" w:cs="Avenir Next" w:eastAsia="Avenir Next"/>
                 <w:color w:val="1A1A1A"/>
-                <w:sz w:val="17"/>
+                <w:sz w:val="22"/>
                 <w:szCs w:val="17"/>
               </w:rPr>
               <w:t xml:space="preserve"> &lt; 9.</w:t>
@@ -485,25 +488,25 @@
                 <w:rFonts w:ascii="Avenir Next" w:hAnsi="Avenir Next" w:cs="Avenir Next" w:eastAsia="Avenir Next"/>
                 <w:b/>
                 <w:color w:val="003A70"/>
+                <w:sz w:val="22"/>
+                <w:szCs w:val="17"/>
+              </w:rPr>
+              <w:t xml:space="preserve">Step 1</w:t>
+            </w:r>
+            <w:r>
+              <w:rPr>
+                <w:rFonts w:ascii="Avenir Next" w:hAnsi="Avenir Next" w:cs="Avenir Next" w:eastAsia="Avenir Next"/>
+                <w:color w:val="1A1A1A"/>
                 <w:sz w:val="17"/>
                 <w:szCs w:val="17"/>
               </w:rPr>
-              <w:t xml:space="preserve">Step 1</w:t>
-            </w:r>
-            <w:r>
-              <w:rPr>
-                <w:rFonts w:ascii="Avenir Next" w:hAnsi="Avenir Next" w:cs="Avenir Next" w:eastAsia="Avenir Next"/>
-                <w:color w:val="1A1A1A"/>
-                <w:sz w:val="17"/>
-                <w:szCs w:val="17"/>
-              </w:rPr>
               <w:tab/>
             </w:r>
             <w:r>
               <w:rPr>
                 <w:rFonts w:ascii="Avenir Next" w:hAnsi="Avenir Next" w:cs="Avenir Next" w:eastAsia="Avenir Next"/>
                 <w:color w:val="1A1A1A"/>
-                <w:sz w:val="17"/>
+                <w:sz w:val="22"/>
                 <w:szCs w:val="17"/>
               </w:rPr>
               <w:t xml:space="preserve">8 &lt; 9 is true, so 8 is a solution.</w:t>
@@ -522,25 +525,25 @@
                 <w:rFonts w:ascii="Avenir Next" w:hAnsi="Avenir Next" w:cs="Avenir Next" w:eastAsia="Avenir Next"/>
                 <w:b/>
                 <w:color w:val="003A70"/>
+                <w:sz w:val="22"/>
+                <w:szCs w:val="17"/>
+              </w:rPr>
+              <w:t xml:space="preserve">Step 2</w:t>
+            </w:r>
+            <w:r>
+              <w:rPr>
+                <w:rFonts w:ascii="Avenir Next" w:hAnsi="Avenir Next" w:cs="Avenir Next" w:eastAsia="Avenir Next"/>
+                <w:color w:val="1A1A1A"/>
                 <w:sz w:val="17"/>
                 <w:szCs w:val="17"/>
               </w:rPr>
-              <w:t xml:space="preserve">Step 2</w:t>
-            </w:r>
-            <w:r>
-              <w:rPr>
-                <w:rFonts w:ascii="Avenir Next" w:hAnsi="Avenir Next" w:cs="Avenir Next" w:eastAsia="Avenir Next"/>
-                <w:color w:val="1A1A1A"/>
-                <w:sz w:val="17"/>
-                <w:szCs w:val="17"/>
-              </w:rPr>
               <w:tab/>
             </w:r>
             <w:r>
               <w:rPr>
                 <w:rFonts w:ascii="Avenir Next" w:hAnsi="Avenir Next" w:cs="Avenir Next" w:eastAsia="Avenir Next"/>
                 <w:color w:val="1A1A1A"/>
-                <w:sz w:val="17"/>
+                <w:sz w:val="22"/>
                 <w:szCs w:val="17"/>
               </w:rPr>
               <w:t xml:space="preserve">9 &lt; 9 is false, so use an open dot at 9.</w:t>
@@ -559,25 +562,25 @@
                 <w:rFonts w:ascii="Avenir Next" w:hAnsi="Avenir Next" w:cs="Avenir Next" w:eastAsia="Avenir Next"/>
                 <w:b/>
                 <w:color w:val="003A70"/>
+                <w:sz w:val="22"/>
+                <w:szCs w:val="17"/>
+              </w:rPr>
+              <w:t xml:space="preserve">Step 3</w:t>
+            </w:r>
+            <w:r>
+              <w:rPr>
+                <w:rFonts w:ascii="Avenir Next" w:hAnsi="Avenir Next" w:cs="Avenir Next" w:eastAsia="Avenir Next"/>
+                <w:color w:val="1A1A1A"/>
                 <w:sz w:val="17"/>
                 <w:szCs w:val="17"/>
               </w:rPr>
-              <w:t xml:space="preserve">Step 3</w:t>
-            </w:r>
-            <w:r>
-              <w:rPr>
-                <w:rFonts w:ascii="Avenir Next" w:hAnsi="Avenir Next" w:cs="Avenir Next" w:eastAsia="Avenir Next"/>
-                <w:color w:val="1A1A1A"/>
-                <w:sz w:val="17"/>
-                <w:szCs w:val="17"/>
-              </w:rPr>
               <w:tab/>
             </w:r>
             <w:r>
               <w:rPr>
                 <w:rFonts w:ascii="Avenir Next" w:hAnsi="Avenir Next" w:cs="Avenir Next" w:eastAsia="Avenir Next"/>
                 <w:color w:val="1A1A1A"/>
-                <w:sz w:val="17"/>
+                <w:sz w:val="22"/>
                 <w:szCs w:val="17"/>
               </w:rPr>
               <w:t xml:space="preserve">10 &lt; 9 is false, so 10 is not a solution.</w:t>
@@ -596,18 +599,18 @@
                 <w:rFonts w:ascii="Avenir Next" w:hAnsi="Avenir Next" w:cs="Avenir Next" w:eastAsia="Avenir Next"/>
                 <w:b/>
                 <w:color w:val="1A1A1A"/>
+                <w:sz w:val="22"/>
+                <w:szCs w:val="17"/>
+              </w:rPr>
+              <w:t xml:space="preserve">Answer</w:t>
+            </w:r>
+            <w:r>
+              <w:rPr>
+                <w:rFonts w:ascii="Avenir Next" w:hAnsi="Avenir Next" w:cs="Avenir Next" w:eastAsia="Avenir Next"/>
+                <w:color w:val="1A1A1A"/>
                 <w:sz w:val="17"/>
                 <w:szCs w:val="17"/>
               </w:rPr>
-              <w:t xml:space="preserve">Answer</w:t>
-            </w:r>
-            <w:r>
-              <w:rPr>
-                <w:rFonts w:ascii="Avenir Next" w:hAnsi="Avenir Next" w:cs="Avenir Next" w:eastAsia="Avenir Next"/>
-                <w:color w:val="1A1A1A"/>
-                <w:sz w:val="17"/>
-                <w:szCs w:val="17"/>
-              </w:rPr>
               <w:tab/>
             </w:r>
             <w:r>
@@ -615,7 +618,7 @@
                 <w:rFonts w:ascii="Avenir Next" w:hAnsi="Avenir Next" w:cs="Avenir Next" w:eastAsia="Avenir Next"/>
                 <w:b/>
                 <w:color w:val="1A1A1A"/>
-                <w:sz w:val="17"/>
+                <w:sz w:val="22"/>
                 <w:szCs w:val="17"/>
               </w:rPr>
               <w:t xml:space="preserve">8 works; open dot at 9, arrow left</w:t>
@@ -644,7 +647,7 @@
           <w:rFonts w:ascii="Avenir Next" w:hAnsi="Avenir Next" w:cs="Avenir Next" w:eastAsia="Avenir Next"/>
           <w:b/>
           <w:color w:val="1A1A1A"/>
-          <w:sz w:val="17"/>
+          <w:sz w:val="22"/>
           <w:szCs w:val="17"/>
         </w:rPr>
         <w:t xml:space="preserve">substitute</w:t>
@@ -654,7 +657,7 @@
           <w:rFonts w:ascii="Avenir Next" w:hAnsi="Avenir Next" w:cs="Avenir Next" w:eastAsia="Avenir Next"/>
           <w:i/>
           <w:color w:val="5A5F66"/>
-          <w:sz w:val="17"/>
+          <w:sz w:val="22"/>
           <w:szCs w:val="17"/>
         </w:rPr>
         <w:t xml:space="preserve"> (sustituir)</w:t>
@@ -663,7 +666,7 @@
         <w:rPr>
           <w:rFonts w:ascii="Avenir Next" w:hAnsi="Avenir Next" w:cs="Avenir Next" w:eastAsia="Avenir Next"/>
           <w:color w:val="5A5F66"/>
-          <w:sz w:val="17"/>
+          <w:sz w:val="22"/>
           <w:szCs w:val="17"/>
         </w:rPr>
         <w:t xml:space="preserve">   ·   </w:t>
@@ -673,7 +676,7 @@
           <w:rFonts w:ascii="Avenir Next" w:hAnsi="Avenir Next" w:cs="Avenir Next" w:eastAsia="Avenir Next"/>
           <w:b/>
           <w:color w:val="1A1A1A"/>
-          <w:sz w:val="17"/>
+          <w:sz w:val="22"/>
           <w:szCs w:val="17"/>
         </w:rPr>
         <w:t xml:space="preserve">solution</w:t>
@@ -683,7 +686,7 @@
           <w:rFonts w:ascii="Avenir Next" w:hAnsi="Avenir Next" w:cs="Avenir Next" w:eastAsia="Avenir Next"/>
           <w:i/>
           <w:color w:val="5A5F66"/>
-          <w:sz w:val="17"/>
+          <w:sz w:val="22"/>
           <w:szCs w:val="17"/>
         </w:rPr>
         <w:t xml:space="preserve"> (solución)</w:t>
@@ -692,7 +695,7 @@
         <w:rPr>
           <w:rFonts w:ascii="Avenir Next" w:hAnsi="Avenir Next" w:cs="Avenir Next" w:eastAsia="Avenir Next"/>
           <w:color w:val="5A5F66"/>
-          <w:sz w:val="17"/>
+          <w:sz w:val="22"/>
           <w:szCs w:val="17"/>
         </w:rPr>
         <w:t xml:space="preserve">   ·   </w:t>
@@ -702,7 +705,7 @@
           <w:rFonts w:ascii="Avenir Next" w:hAnsi="Avenir Next" w:cs="Avenir Next" w:eastAsia="Avenir Next"/>
           <w:b/>
           <w:color w:val="1A1A1A"/>
-          <w:sz w:val="17"/>
+          <w:sz w:val="22"/>
           <w:szCs w:val="17"/>
         </w:rPr>
         <w:t xml:space="preserve">true statement</w:t>
@@ -712,7 +715,7 @@
           <w:rFonts w:ascii="Avenir Next" w:hAnsi="Avenir Next" w:cs="Avenir Next" w:eastAsia="Avenir Next"/>
           <w:i/>
           <w:color w:val="5A5F66"/>
-          <w:sz w:val="17"/>
+          <w:sz w:val="22"/>
           <w:szCs w:val="17"/>
         </w:rPr>
         <w:t xml:space="preserve"> (enunciado verdadero)</w:t>
@@ -720,6 +723,7 @@
     </w:p>
     <w:p>
       <w:pPr>
+        <w:pStyle w:val="Heading2"/>
         <w:keepNext/>
         <w:pBdr>
           <w:bottom w:val="single" w:sz="8" w:space="3" w:color="003A70"/>
@@ -735,7 +739,7 @@
           <w:b/>
           <w:color w:val="003A70"/>
           <w:spacing w:val="14"/>
-          <w:sz w:val="19"/>
+          <w:sz w:val="22"/>
           <w:szCs w:val="19"/>
         </w:rPr>
         <w:t xml:space="preserve">PRACTICE</w:t>
@@ -754,7 +758,7 @@
           <w:rFonts w:ascii="Avenir Next" w:hAnsi="Avenir Next" w:cs="Avenir Next" w:eastAsia="Avenir Next"/>
           <w:i/>
           <w:color w:val="5A5F66"/>
-          <w:sz w:val="17"/>
+          <w:sz w:val="22"/>
           <w:szCs w:val="17"/>
         </w:rPr>
         <w:t xml:space="preserve">show your work · label units</w:t>
@@ -762,7 +766,7 @@
     </w:p>
     <w:p>
       <w:pPr>
-        <w:spacing w:before="0" w:after="0" w:line="20" w:lineRule="exact"/>
+        <w:spacing w:before="0" w:after="0" w:line="50" w:lineRule="exact"/>
       </w:pPr>
     </w:p>
     <w:tbl>
@@ -812,25 +816,25 @@
                 <w:rFonts w:ascii="Avenir Next" w:hAnsi="Avenir Next" w:cs="Avenir Next" w:eastAsia="Avenir Next"/>
                 <w:b/>
                 <w:color w:val="1A1A1A"/>
+                <w:sz w:val="22"/>
+                <w:szCs w:val="20"/>
+              </w:rPr>
+              <w:t xml:space="preserve">1.</w:t>
+            </w:r>
+            <w:r>
+              <w:rPr>
+                <w:rFonts w:ascii="Avenir Next" w:hAnsi="Avenir Next" w:cs="Avenir Next" w:eastAsia="Avenir Next"/>
+                <w:color w:val="1A1A1A"/>
                 <w:sz w:val="20"/>
                 <w:szCs w:val="20"/>
               </w:rPr>
-              <w:t xml:space="preserve">1.</w:t>
-            </w:r>
-            <w:r>
-              <w:rPr>
-                <w:rFonts w:ascii="Avenir Next" w:hAnsi="Avenir Next" w:cs="Avenir Next" w:eastAsia="Avenir Next"/>
-                <w:color w:val="1A1A1A"/>
-                <w:sz w:val="20"/>
-                <w:szCs w:val="20"/>
-              </w:rPr>
               <w:tab/>
             </w:r>
             <w:r>
               <w:rPr>
                 <w:rFonts w:ascii="Avenir Next" w:hAnsi="Avenir Next" w:cs="Avenir Next" w:eastAsia="Avenir Next"/>
                 <w:color w:val="1A1A1A"/>
-                <w:sz w:val="20"/>
+                <w:sz w:val="22"/>
                 <w:szCs w:val="20"/>
               </w:rPr>
               <w:t xml:space="preserve">Is the value a solution? Write </w:t>
@@ -840,7 +844,7 @@
                 <w:rFonts w:ascii="Avenir Next" w:hAnsi="Avenir Next" w:cs="Avenir Next" w:eastAsia="Avenir Next"/>
                 <w:b/>
                 <w:color w:val="1A1A1A"/>
-                <w:sz w:val="20"/>
+                <w:sz w:val="22"/>
                 <w:szCs w:val="20"/>
               </w:rPr>
               <w:t xml:space="preserve">yes</w:t>
@@ -849,7 +853,7 @@
               <w:rPr>
                 <w:rFonts w:ascii="Avenir Next" w:hAnsi="Avenir Next" w:cs="Avenir Next" w:eastAsia="Avenir Next"/>
                 <w:color w:val="1A1A1A"/>
-                <w:sz w:val="20"/>
+                <w:sz w:val="22"/>
                 <w:szCs w:val="20"/>
               </w:rPr>
               <w:t xml:space="preserve"> or </w:t>
@@ -859,7 +863,7 @@
                 <w:rFonts w:ascii="Avenir Next" w:hAnsi="Avenir Next" w:cs="Avenir Next" w:eastAsia="Avenir Next"/>
                 <w:b/>
                 <w:color w:val="1A1A1A"/>
-                <w:sz w:val="20"/>
+                <w:sz w:val="22"/>
                 <w:szCs w:val="20"/>
               </w:rPr>
               <w:t xml:space="preserve">no</w:t>
@@ -868,7 +872,7 @@
               <w:rPr>
                 <w:rFonts w:ascii="Avenir Next" w:hAnsi="Avenir Next" w:cs="Avenir Next" w:eastAsia="Avenir Next"/>
                 <w:color w:val="1A1A1A"/>
-                <w:sz w:val="20"/>
+                <w:sz w:val="22"/>
                 <w:szCs w:val="20"/>
               </w:rPr>
               <w:t xml:space="preserve">.</w:t>
@@ -924,26 +928,45 @@
                       <w:rFonts w:ascii="Avenir Next" w:hAnsi="Avenir Next" w:cs="Avenir Next" w:eastAsia="Avenir Next"/>
                       <w:b/>
                       <w:color w:val="003A70"/>
+                      <w:sz w:val="22"/>
+                      <w:szCs w:val="20"/>
+                    </w:rPr>
+                    <w:t xml:space="preserve">a.</w:t>
+                  </w:r>
+                  <w:r>
+                    <w:rPr>
+                      <w:rFonts w:ascii="Avenir Next" w:hAnsi="Avenir Next" w:cs="Avenir Next" w:eastAsia="Avenir Next"/>
+                      <w:color w:val="1A1A1A"/>
                       <w:sz w:val="20"/>
                       <w:szCs w:val="20"/>
                     </w:rPr>
-                    <w:t xml:space="preserve">a.</w:t>
-                  </w:r>
-                  <w:r>
-                    <w:rPr>
-                      <w:rFonts w:ascii="Avenir Next" w:hAnsi="Avenir Next" w:cs="Avenir Next" w:eastAsia="Avenir Next"/>
-                      <w:color w:val="1A1A1A"/>
-                      <w:sz w:val="20"/>
+                    <w:tab/>
+                  </w:r>
+                  <w:r>
+                    <w:rPr>
+                      <w:rFonts w:ascii="Avenir Next" w:hAnsi="Avenir Next" w:cs="Avenir Next" w:eastAsia="Avenir Next"/>
+                      <w:i/>
+                      <w:color w:val="1A1A1A"/>
+                      <w:sz w:val="22"/>
                       <w:szCs w:val="20"/>
                     </w:rPr>
-                    <w:tab/>
+                    <w:t xml:space="preserve">n</w:t>
+                  </w:r>
+                  <w:r>
+                    <w:rPr>
+                      <w:rFonts w:ascii="Avenir Next" w:hAnsi="Avenir Next" w:cs="Avenir Next" w:eastAsia="Avenir Next"/>
+                      <w:color w:val="1A1A1A"/>
+                      <w:sz w:val="22"/>
+                      <w:szCs w:val="20"/>
+                    </w:rPr>
+                    <w:t xml:space="preserve"> ≥ 15;  </w:t>
                   </w:r>
                   <w:r>
                     <w:rPr>
                       <w:rFonts w:ascii="Avenir Next" w:hAnsi="Avenir Next" w:cs="Avenir Next" w:eastAsia="Avenir Next"/>
                       <w:i/>
                       <w:color w:val="1A1A1A"/>
-                      <w:sz w:val="20"/>
+                      <w:sz w:val="22"/>
                       <w:szCs w:val="20"/>
                     </w:rPr>
                     <w:t xml:space="preserve">n</w:t>
@@ -952,26 +975,7 @@
                     <w:rPr>
                       <w:rFonts w:ascii="Avenir Next" w:hAnsi="Avenir Next" w:cs="Avenir Next" w:eastAsia="Avenir Next"/>
                       <w:color w:val="1A1A1A"/>
-                      <w:sz w:val="20"/>
-                      <w:szCs w:val="20"/>
-                    </w:rPr>
-                    <w:t xml:space="preserve"> ≥ 15;  </w:t>
-                  </w:r>
-                  <w:r>
-                    <w:rPr>
-                      <w:rFonts w:ascii="Avenir Next" w:hAnsi="Avenir Next" w:cs="Avenir Next" w:eastAsia="Avenir Next"/>
-                      <w:i/>
-                      <w:color w:val="1A1A1A"/>
-                      <w:sz w:val="20"/>
-                      <w:szCs w:val="20"/>
-                    </w:rPr>
-                    <w:t xml:space="preserve">n</w:t>
-                  </w:r>
-                  <w:r>
-                    <w:rPr>
-                      <w:rFonts w:ascii="Avenir Next" w:hAnsi="Avenir Next" w:cs="Avenir Next" w:eastAsia="Avenir Next"/>
-                      <w:color w:val="1A1A1A"/>
-                      <w:sz w:val="20"/>
+                      <w:sz w:val="22"/>
                       <w:szCs w:val="20"/>
                     </w:rPr>
                     <w:t xml:space="preserve"> = 18</w:t>
@@ -1015,26 +1019,45 @@
                       <w:rFonts w:ascii="Avenir Next" w:hAnsi="Avenir Next" w:cs="Avenir Next" w:eastAsia="Avenir Next"/>
                       <w:b/>
                       <w:color w:val="003A70"/>
+                      <w:sz w:val="22"/>
+                      <w:szCs w:val="20"/>
+                    </w:rPr>
+                    <w:t xml:space="preserve">b.</w:t>
+                  </w:r>
+                  <w:r>
+                    <w:rPr>
+                      <w:rFonts w:ascii="Avenir Next" w:hAnsi="Avenir Next" w:cs="Avenir Next" w:eastAsia="Avenir Next"/>
+                      <w:color w:val="1A1A1A"/>
                       <w:sz w:val="20"/>
                       <w:szCs w:val="20"/>
                     </w:rPr>
-                    <w:t xml:space="preserve">b.</w:t>
-                  </w:r>
-                  <w:r>
-                    <w:rPr>
-                      <w:rFonts w:ascii="Avenir Next" w:hAnsi="Avenir Next" w:cs="Avenir Next" w:eastAsia="Avenir Next"/>
-                      <w:color w:val="1A1A1A"/>
-                      <w:sz w:val="20"/>
+                    <w:tab/>
+                  </w:r>
+                  <w:r>
+                    <w:rPr>
+                      <w:rFonts w:ascii="Avenir Next" w:hAnsi="Avenir Next" w:cs="Avenir Next" w:eastAsia="Avenir Next"/>
+                      <w:i/>
+                      <w:color w:val="1A1A1A"/>
+                      <w:sz w:val="22"/>
                       <w:szCs w:val="20"/>
                     </w:rPr>
-                    <w:tab/>
+                    <w:t xml:space="preserve">y</w:t>
+                  </w:r>
+                  <w:r>
+                    <w:rPr>
+                      <w:rFonts w:ascii="Avenir Next" w:hAnsi="Avenir Next" w:cs="Avenir Next" w:eastAsia="Avenir Next"/>
+                      <w:color w:val="1A1A1A"/>
+                      <w:sz w:val="22"/>
+                      <w:szCs w:val="20"/>
+                    </w:rPr>
+                    <w:t xml:space="preserve"> &lt; 4;  </w:t>
                   </w:r>
                   <w:r>
                     <w:rPr>
                       <w:rFonts w:ascii="Avenir Next" w:hAnsi="Avenir Next" w:cs="Avenir Next" w:eastAsia="Avenir Next"/>
                       <w:i/>
                       <w:color w:val="1A1A1A"/>
-                      <w:sz w:val="20"/>
+                      <w:sz w:val="22"/>
                       <w:szCs w:val="20"/>
                     </w:rPr>
                     <w:t xml:space="preserve">y</w:t>
@@ -1043,26 +1066,7 @@
                     <w:rPr>
                       <w:rFonts w:ascii="Avenir Next" w:hAnsi="Avenir Next" w:cs="Avenir Next" w:eastAsia="Avenir Next"/>
                       <w:color w:val="1A1A1A"/>
-                      <w:sz w:val="20"/>
-                      <w:szCs w:val="20"/>
-                    </w:rPr>
-                    <w:t xml:space="preserve"> &lt; 4;  </w:t>
-                  </w:r>
-                  <w:r>
-                    <w:rPr>
-                      <w:rFonts w:ascii="Avenir Next" w:hAnsi="Avenir Next" w:cs="Avenir Next" w:eastAsia="Avenir Next"/>
-                      <w:i/>
-                      <w:color w:val="1A1A1A"/>
-                      <w:sz w:val="20"/>
-                      <w:szCs w:val="20"/>
-                    </w:rPr>
-                    <w:t xml:space="preserve">y</w:t>
-                  </w:r>
-                  <w:r>
-                    <w:rPr>
-                      <w:rFonts w:ascii="Avenir Next" w:hAnsi="Avenir Next" w:cs="Avenir Next" w:eastAsia="Avenir Next"/>
-                      <w:color w:val="1A1A1A"/>
-                      <w:sz w:val="20"/>
+                      <w:sz w:val="22"/>
                       <w:szCs w:val="20"/>
                     </w:rPr>
                     <w:t xml:space="preserve"> = 4</w:t>
@@ -1106,26 +1110,45 @@
                       <w:rFonts w:ascii="Avenir Next" w:hAnsi="Avenir Next" w:cs="Avenir Next" w:eastAsia="Avenir Next"/>
                       <w:b/>
                       <w:color w:val="003A70"/>
+                      <w:sz w:val="22"/>
+                      <w:szCs w:val="20"/>
+                    </w:rPr>
+                    <w:t xml:space="preserve">c.</w:t>
+                  </w:r>
+                  <w:r>
+                    <w:rPr>
+                      <w:rFonts w:ascii="Avenir Next" w:hAnsi="Avenir Next" w:cs="Avenir Next" w:eastAsia="Avenir Next"/>
+                      <w:color w:val="1A1A1A"/>
                       <w:sz w:val="20"/>
                       <w:szCs w:val="20"/>
                     </w:rPr>
-                    <w:t xml:space="preserve">c.</w:t>
-                  </w:r>
-                  <w:r>
-                    <w:rPr>
-                      <w:rFonts w:ascii="Avenir Next" w:hAnsi="Avenir Next" w:cs="Avenir Next" w:eastAsia="Avenir Next"/>
-                      <w:color w:val="1A1A1A"/>
-                      <w:sz w:val="20"/>
+                    <w:tab/>
+                  </w:r>
+                  <w:r>
+                    <w:rPr>
+                      <w:rFonts w:ascii="Avenir Next" w:hAnsi="Avenir Next" w:cs="Avenir Next" w:eastAsia="Avenir Next"/>
+                      <w:i/>
+                      <w:color w:val="1A1A1A"/>
+                      <w:sz w:val="22"/>
                       <w:szCs w:val="20"/>
                     </w:rPr>
-                    <w:tab/>
+                    <w:t xml:space="preserve">t</w:t>
+                  </w:r>
+                  <w:r>
+                    <w:rPr>
+                      <w:rFonts w:ascii="Avenir Next" w:hAnsi="Avenir Next" w:cs="Avenir Next" w:eastAsia="Avenir Next"/>
+                      <w:color w:val="1A1A1A"/>
+                      <w:sz w:val="22"/>
+                      <w:szCs w:val="20"/>
+                    </w:rPr>
+                    <w:t xml:space="preserve"> &gt; 9;  </w:t>
                   </w:r>
                   <w:r>
                     <w:rPr>
                       <w:rFonts w:ascii="Avenir Next" w:hAnsi="Avenir Next" w:cs="Avenir Next" w:eastAsia="Avenir Next"/>
                       <w:i/>
                       <w:color w:val="1A1A1A"/>
-                      <w:sz w:val="20"/>
+                      <w:sz w:val="22"/>
                       <w:szCs w:val="20"/>
                     </w:rPr>
                     <w:t xml:space="preserve">t</w:t>
@@ -1134,26 +1157,7 @@
                     <w:rPr>
                       <w:rFonts w:ascii="Avenir Next" w:hAnsi="Avenir Next" w:cs="Avenir Next" w:eastAsia="Avenir Next"/>
                       <w:color w:val="1A1A1A"/>
-                      <w:sz w:val="20"/>
-                      <w:szCs w:val="20"/>
-                    </w:rPr>
-                    <w:t xml:space="preserve"> &gt; 9;  </w:t>
-                  </w:r>
-                  <w:r>
-                    <w:rPr>
-                      <w:rFonts w:ascii="Avenir Next" w:hAnsi="Avenir Next" w:cs="Avenir Next" w:eastAsia="Avenir Next"/>
-                      <w:i/>
-                      <w:color w:val="1A1A1A"/>
-                      <w:sz w:val="20"/>
-                      <w:szCs w:val="20"/>
-                    </w:rPr>
-                    <w:t xml:space="preserve">t</w:t>
-                  </w:r>
-                  <w:r>
-                    <w:rPr>
-                      <w:rFonts w:ascii="Avenir Next" w:hAnsi="Avenir Next" w:cs="Avenir Next" w:eastAsia="Avenir Next"/>
-                      <w:color w:val="1A1A1A"/>
-                      <w:sz w:val="20"/>
+                      <w:sz w:val="22"/>
                       <w:szCs w:val="20"/>
                     </w:rPr>
                     <w:t xml:space="preserve"> = 9.5</w:t>
@@ -1203,26 +1207,45 @@
                       <w:rFonts w:ascii="Avenir Next" w:hAnsi="Avenir Next" w:cs="Avenir Next" w:eastAsia="Avenir Next"/>
                       <w:b/>
                       <w:color w:val="003A70"/>
+                      <w:sz w:val="22"/>
+                      <w:szCs w:val="20"/>
+                    </w:rPr>
+                    <w:t xml:space="preserve">d.</w:t>
+                  </w:r>
+                  <w:r>
+                    <w:rPr>
+                      <w:rFonts w:ascii="Avenir Next" w:hAnsi="Avenir Next" w:cs="Avenir Next" w:eastAsia="Avenir Next"/>
+                      <w:color w:val="1A1A1A"/>
                       <w:sz w:val="20"/>
                       <w:szCs w:val="20"/>
                     </w:rPr>
-                    <w:t xml:space="preserve">d.</w:t>
-                  </w:r>
-                  <w:r>
-                    <w:rPr>
-                      <w:rFonts w:ascii="Avenir Next" w:hAnsi="Avenir Next" w:cs="Avenir Next" w:eastAsia="Avenir Next"/>
-                      <w:color w:val="1A1A1A"/>
-                      <w:sz w:val="20"/>
+                    <w:tab/>
+                  </w:r>
+                  <w:r>
+                    <w:rPr>
+                      <w:rFonts w:ascii="Avenir Next" w:hAnsi="Avenir Next" w:cs="Avenir Next" w:eastAsia="Avenir Next"/>
+                      <w:i/>
+                      <w:color w:val="1A1A1A"/>
+                      <w:sz w:val="22"/>
                       <w:szCs w:val="20"/>
                     </w:rPr>
-                    <w:tab/>
+                    <w:t xml:space="preserve">k</w:t>
+                  </w:r>
+                  <w:r>
+                    <w:rPr>
+                      <w:rFonts w:ascii="Avenir Next" w:hAnsi="Avenir Next" w:cs="Avenir Next" w:eastAsia="Avenir Next"/>
+                      <w:color w:val="1A1A1A"/>
+                      <w:sz w:val="22"/>
+                      <w:szCs w:val="20"/>
+                    </w:rPr>
+                    <w:t xml:space="preserve"> ≤ −1;  </w:t>
                   </w:r>
                   <w:r>
                     <w:rPr>
                       <w:rFonts w:ascii="Avenir Next" w:hAnsi="Avenir Next" w:cs="Avenir Next" w:eastAsia="Avenir Next"/>
                       <w:i/>
                       <w:color w:val="1A1A1A"/>
-                      <w:sz w:val="20"/>
+                      <w:sz w:val="22"/>
                       <w:szCs w:val="20"/>
                     </w:rPr>
                     <w:t xml:space="preserve">k</w:t>
@@ -1231,26 +1254,7 @@
                     <w:rPr>
                       <w:rFonts w:ascii="Avenir Next" w:hAnsi="Avenir Next" w:cs="Avenir Next" w:eastAsia="Avenir Next"/>
                       <w:color w:val="1A1A1A"/>
-                      <w:sz w:val="20"/>
-                      <w:szCs w:val="20"/>
-                    </w:rPr>
-                    <w:t xml:space="preserve"> ≤ −1;  </w:t>
-                  </w:r>
-                  <w:r>
-                    <w:rPr>
-                      <w:rFonts w:ascii="Avenir Next" w:hAnsi="Avenir Next" w:cs="Avenir Next" w:eastAsia="Avenir Next"/>
-                      <w:i/>
-                      <w:color w:val="1A1A1A"/>
-                      <w:sz w:val="20"/>
-                      <w:szCs w:val="20"/>
-                    </w:rPr>
-                    <w:t xml:space="preserve">k</w:t>
-                  </w:r>
-                  <w:r>
-                    <w:rPr>
-                      <w:rFonts w:ascii="Avenir Next" w:hAnsi="Avenir Next" w:cs="Avenir Next" w:eastAsia="Avenir Next"/>
-                      <w:color w:val="1A1A1A"/>
-                      <w:sz w:val="20"/>
+                      <w:sz w:val="22"/>
                       <w:szCs w:val="20"/>
                     </w:rPr>
                     <w:t xml:space="preserve"> = 0</w:t>
@@ -1294,26 +1298,45 @@
                       <w:rFonts w:ascii="Avenir Next" w:hAnsi="Avenir Next" w:cs="Avenir Next" w:eastAsia="Avenir Next"/>
                       <w:b/>
                       <w:color w:val="003A70"/>
+                      <w:sz w:val="22"/>
+                      <w:szCs w:val="20"/>
+                    </w:rPr>
+                    <w:t xml:space="preserve">e.</w:t>
+                  </w:r>
+                  <w:r>
+                    <w:rPr>
+                      <w:rFonts w:ascii="Avenir Next" w:hAnsi="Avenir Next" w:cs="Avenir Next" w:eastAsia="Avenir Next"/>
+                      <w:color w:val="1A1A1A"/>
                       <w:sz w:val="20"/>
                       <w:szCs w:val="20"/>
                     </w:rPr>
-                    <w:t xml:space="preserve">e.</w:t>
-                  </w:r>
-                  <w:r>
-                    <w:rPr>
-                      <w:rFonts w:ascii="Avenir Next" w:hAnsi="Avenir Next" w:cs="Avenir Next" w:eastAsia="Avenir Next"/>
-                      <w:color w:val="1A1A1A"/>
-                      <w:sz w:val="20"/>
+                    <w:tab/>
+                  </w:r>
+                  <w:r>
+                    <w:rPr>
+                      <w:rFonts w:ascii="Avenir Next" w:hAnsi="Avenir Next" w:cs="Avenir Next" w:eastAsia="Avenir Next"/>
+                      <w:i/>
+                      <w:color w:val="1A1A1A"/>
+                      <w:sz w:val="22"/>
                       <w:szCs w:val="20"/>
                     </w:rPr>
-                    <w:tab/>
+                    <w:t xml:space="preserve">m</w:t>
+                  </w:r>
+                  <w:r>
+                    <w:rPr>
+                      <w:rFonts w:ascii="Avenir Next" w:hAnsi="Avenir Next" w:cs="Avenir Next" w:eastAsia="Avenir Next"/>
+                      <w:color w:val="1A1A1A"/>
+                      <w:sz w:val="22"/>
+                      <w:szCs w:val="20"/>
+                    </w:rPr>
+                    <w:t xml:space="preserve"> ≥ 6;  </w:t>
                   </w:r>
                   <w:r>
                     <w:rPr>
                       <w:rFonts w:ascii="Avenir Next" w:hAnsi="Avenir Next" w:cs="Avenir Next" w:eastAsia="Avenir Next"/>
                       <w:i/>
                       <w:color w:val="1A1A1A"/>
-                      <w:sz w:val="20"/>
+                      <w:sz w:val="22"/>
                       <w:szCs w:val="20"/>
                     </w:rPr>
                     <w:t xml:space="preserve">m</w:t>
@@ -1322,26 +1345,7 @@
                     <w:rPr>
                       <w:rFonts w:ascii="Avenir Next" w:hAnsi="Avenir Next" w:cs="Avenir Next" w:eastAsia="Avenir Next"/>
                       <w:color w:val="1A1A1A"/>
-                      <w:sz w:val="20"/>
-                      <w:szCs w:val="20"/>
-                    </w:rPr>
-                    <w:t xml:space="preserve"> ≥ 6;  </w:t>
-                  </w:r>
-                  <w:r>
-                    <w:rPr>
-                      <w:rFonts w:ascii="Avenir Next" w:hAnsi="Avenir Next" w:cs="Avenir Next" w:eastAsia="Avenir Next"/>
-                      <w:i/>
-                      <w:color w:val="1A1A1A"/>
-                      <w:sz w:val="20"/>
-                      <w:szCs w:val="20"/>
-                    </w:rPr>
-                    <w:t xml:space="preserve">m</w:t>
-                  </w:r>
-                  <w:r>
-                    <w:rPr>
-                      <w:rFonts w:ascii="Avenir Next" w:hAnsi="Avenir Next" w:cs="Avenir Next" w:eastAsia="Avenir Next"/>
-                      <w:color w:val="1A1A1A"/>
-                      <w:sz w:val="20"/>
+                      <w:sz w:val="22"/>
                       <w:szCs w:val="20"/>
                     </w:rPr>
                     <w:t xml:space="preserve"> = 6</w:t>
@@ -1385,26 +1389,45 @@
                       <w:rFonts w:ascii="Avenir Next" w:hAnsi="Avenir Next" w:cs="Avenir Next" w:eastAsia="Avenir Next"/>
                       <w:b/>
                       <w:color w:val="003A70"/>
+                      <w:sz w:val="22"/>
+                      <w:szCs w:val="20"/>
+                    </w:rPr>
+                    <w:t xml:space="preserve">f.</w:t>
+                  </w:r>
+                  <w:r>
+                    <w:rPr>
+                      <w:rFonts w:ascii="Avenir Next" w:hAnsi="Avenir Next" w:cs="Avenir Next" w:eastAsia="Avenir Next"/>
+                      <w:color w:val="1A1A1A"/>
                       <w:sz w:val="20"/>
                       <w:szCs w:val="20"/>
                     </w:rPr>
-                    <w:t xml:space="preserve">f.</w:t>
-                  </w:r>
-                  <w:r>
-                    <w:rPr>
-                      <w:rFonts w:ascii="Avenir Next" w:hAnsi="Avenir Next" w:cs="Avenir Next" w:eastAsia="Avenir Next"/>
-                      <w:color w:val="1A1A1A"/>
-                      <w:sz w:val="20"/>
+                    <w:tab/>
+                  </w:r>
+                  <w:r>
+                    <w:rPr>
+                      <w:rFonts w:ascii="Avenir Next" w:hAnsi="Avenir Next" w:cs="Avenir Next" w:eastAsia="Avenir Next"/>
+                      <w:i/>
+                      <w:color w:val="1A1A1A"/>
+                      <w:sz w:val="22"/>
                       <w:szCs w:val="20"/>
                     </w:rPr>
-                    <w:tab/>
+                    <w:t xml:space="preserve">x</w:t>
+                  </w:r>
+                  <w:r>
+                    <w:rPr>
+                      <w:rFonts w:ascii="Avenir Next" w:hAnsi="Avenir Next" w:cs="Avenir Next" w:eastAsia="Avenir Next"/>
+                      <w:color w:val="1A1A1A"/>
+                      <w:sz w:val="22"/>
+                      <w:szCs w:val="20"/>
+                    </w:rPr>
+                    <w:t xml:space="preserve"> &gt; 2;  </w:t>
                   </w:r>
                   <w:r>
                     <w:rPr>
                       <w:rFonts w:ascii="Avenir Next" w:hAnsi="Avenir Next" w:cs="Avenir Next" w:eastAsia="Avenir Next"/>
                       <w:i/>
                       <w:color w:val="1A1A1A"/>
-                      <w:sz w:val="20"/>
+                      <w:sz w:val="22"/>
                       <w:szCs w:val="20"/>
                     </w:rPr>
                     <w:t xml:space="preserve">x</w:t>
@@ -1413,26 +1436,7 @@
                     <w:rPr>
                       <w:rFonts w:ascii="Avenir Next" w:hAnsi="Avenir Next" w:cs="Avenir Next" w:eastAsia="Avenir Next"/>
                       <w:color w:val="1A1A1A"/>
-                      <w:sz w:val="20"/>
-                      <w:szCs w:val="20"/>
-                    </w:rPr>
-                    <w:t xml:space="preserve"> &gt; 2;  </w:t>
-                  </w:r>
-                  <w:r>
-                    <w:rPr>
-                      <w:rFonts w:ascii="Avenir Next" w:hAnsi="Avenir Next" w:cs="Avenir Next" w:eastAsia="Avenir Next"/>
-                      <w:i/>
-                      <w:color w:val="1A1A1A"/>
-                      <w:sz w:val="20"/>
-                      <w:szCs w:val="20"/>
-                    </w:rPr>
-                    <w:t xml:space="preserve">x</w:t>
-                  </w:r>
-                  <w:r>
-                    <w:rPr>
-                      <w:rFonts w:ascii="Avenir Next" w:hAnsi="Avenir Next" w:cs="Avenir Next" w:eastAsia="Avenir Next"/>
-                      <w:color w:val="1A1A1A"/>
-                      <w:sz w:val="20"/>
+                      <w:sz w:val="22"/>
                       <w:szCs w:val="20"/>
                     </w:rPr>
                     <w:t xml:space="preserve"> = −3</w:t>
@@ -1462,7 +1466,7 @@
           </w:tbl>
           <w:p>
             <w:pPr>
-              <w:spacing w:before="0" w:after="0" w:line="24" w:lineRule="auto"/>
+              <w:spacing w:before="0" w:after="0" w:line="50" w:lineRule="exact"/>
             </w:pPr>
           </w:p>
         </w:tc>
@@ -1470,12 +1474,12 @@
     </w:tbl>
     <w:p>
       <w:pPr>
-        <w:spacing w:before="0" w:after="0" w:line="20" w:lineRule="exact"/>
+        <w:spacing w:before="0" w:after="0" w:line="50" w:lineRule="exact"/>
       </w:pPr>
     </w:p>
     <w:p>
       <w:pPr>
-        <w:spacing w:before="0" w:after="0" w:line="20" w:lineRule="exact"/>
+        <w:spacing w:before="0" w:after="0" w:line="50" w:lineRule="exact"/>
       </w:pPr>
     </w:p>
     <w:tbl>
@@ -1525,18 +1529,18 @@
                 <w:rFonts w:ascii="Avenir Next" w:hAnsi="Avenir Next" w:cs="Avenir Next" w:eastAsia="Avenir Next"/>
                 <w:b/>
                 <w:color w:val="1A1A1A"/>
+                <w:sz w:val="22"/>
+                <w:szCs w:val="20"/>
+              </w:rPr>
+              <w:t xml:space="preserve">2.</w:t>
+            </w:r>
+            <w:r>
+              <w:rPr>
+                <w:rFonts w:ascii="Avenir Next" w:hAnsi="Avenir Next" w:cs="Avenir Next" w:eastAsia="Avenir Next"/>
+                <w:color w:val="1A1A1A"/>
                 <w:sz w:val="20"/>
                 <w:szCs w:val="20"/>
               </w:rPr>
-              <w:t xml:space="preserve">2.</w:t>
-            </w:r>
-            <w:r>
-              <w:rPr>
-                <w:rFonts w:ascii="Avenir Next" w:hAnsi="Avenir Next" w:cs="Avenir Next" w:eastAsia="Avenir Next"/>
-                <w:color w:val="1A1A1A"/>
-                <w:sz w:val="20"/>
-                <w:szCs w:val="20"/>
-              </w:rPr>
               <w:tab/>
             </w:r>
             <w:r>
@@ -1544,7 +1548,7 @@
                 <w:rFonts w:ascii="Avenir Next" w:hAnsi="Avenir Next" w:cs="Avenir Next" w:eastAsia="Avenir Next"/>
                 <w:b/>
                 <w:color w:val="1A1A1A"/>
-                <w:sz w:val="20"/>
+                <w:sz w:val="22"/>
                 <w:szCs w:val="20"/>
               </w:rPr>
               <w:t xml:space="preserve">Zip Line.  </w:t>
@@ -1553,7 +1557,7 @@
               <w:rPr>
                 <w:rFonts w:ascii="Avenir Next" w:hAnsi="Avenir Next" w:cs="Avenir Next" w:eastAsia="Avenir Next"/>
                 <w:color w:val="1A1A1A"/>
-                <w:sz w:val="20"/>
+                <w:sz w:val="22"/>
                 <w:szCs w:val="20"/>
               </w:rPr>
               <w:t xml:space="preserve">A zip line lets a rider go only when the rider weighs more than 70 pounds. Let </w:t>
@@ -1563,7 +1567,7 @@
                 <w:rFonts w:ascii="Avenir Next" w:hAnsi="Avenir Next" w:cs="Avenir Next" w:eastAsia="Avenir Next"/>
                 <w:i/>
                 <w:color w:val="1A1A1A"/>
-                <w:sz w:val="20"/>
+                <w:sz w:val="22"/>
                 <w:szCs w:val="20"/>
               </w:rPr>
               <w:t xml:space="preserve">w</w:t>
@@ -1572,7 +1576,7 @@
               <w:rPr>
                 <w:rFonts w:ascii="Avenir Next" w:hAnsi="Avenir Next" w:cs="Avenir Next" w:eastAsia="Avenir Next"/>
                 <w:color w:val="1A1A1A"/>
-                <w:sz w:val="20"/>
+                <w:sz w:val="22"/>
                 <w:szCs w:val="20"/>
               </w:rPr>
               <w:t xml:space="preserve"> be the weight in pounds.</w:t>
@@ -1588,7 +1592,7 @@
               <w:drawing>
                 <wp:inline distT="0" distB="0" distL="0" distR="0">
                   <wp:extent cx="3840480" cy="425196"/>
-                  <wp:docPr id="1" name="Figure 1"/>
+                  <wp:docPr id="1" name="Figure 1" descr="Number line from 60 to 90, ticks every 5."/>
                   <a:graphic xmlns:a="http://schemas.openxmlformats.org/drawingml/2006/main">
                     <a:graphicData uri="http://schemas.openxmlformats.org/drawingml/2006/picture">
                       <pic:pic xmlns:pic="http://schemas.openxmlformats.org/drawingml/2006/picture">
@@ -1632,25 +1636,25 @@
                 <w:rFonts w:ascii="Avenir Next" w:hAnsi="Avenir Next" w:cs="Avenir Next" w:eastAsia="Avenir Next"/>
                 <w:b/>
                 <w:color w:val="003A70"/>
+                <w:sz w:val="22"/>
+                <w:szCs w:val="20"/>
+              </w:rPr>
+              <w:t xml:space="preserve">a.</w:t>
+            </w:r>
+            <w:r>
+              <w:rPr>
+                <w:rFonts w:ascii="Avenir Next" w:hAnsi="Avenir Next" w:cs="Avenir Next" w:eastAsia="Avenir Next"/>
+                <w:color w:val="1A1A1A"/>
                 <w:sz w:val="20"/>
                 <w:szCs w:val="20"/>
               </w:rPr>
-              <w:t xml:space="preserve">a.</w:t>
-            </w:r>
-            <w:r>
-              <w:rPr>
-                <w:rFonts w:ascii="Avenir Next" w:hAnsi="Avenir Next" w:cs="Avenir Next" w:eastAsia="Avenir Next"/>
-                <w:color w:val="1A1A1A"/>
-                <w:sz w:val="20"/>
-                <w:szCs w:val="20"/>
-              </w:rPr>
               <w:tab/>
             </w:r>
             <w:r>
               <w:rPr>
                 <w:rFonts w:ascii="Avenir Next" w:hAnsi="Avenir Next" w:cs="Avenir Next" w:eastAsia="Avenir Next"/>
                 <w:color w:val="1A1A1A"/>
-                <w:sz w:val="20"/>
+                <w:sz w:val="22"/>
                 <w:szCs w:val="20"/>
               </w:rPr>
               <w:t xml:space="preserve">Write the inequality.</w:t>
@@ -1689,25 +1693,25 @@
                 <w:rFonts w:ascii="Avenir Next" w:hAnsi="Avenir Next" w:cs="Avenir Next" w:eastAsia="Avenir Next"/>
                 <w:b/>
                 <w:color w:val="003A70"/>
+                <w:sz w:val="22"/>
+                <w:szCs w:val="20"/>
+              </w:rPr>
+              <w:t xml:space="preserve">b.</w:t>
+            </w:r>
+            <w:r>
+              <w:rPr>
+                <w:rFonts w:ascii="Avenir Next" w:hAnsi="Avenir Next" w:cs="Avenir Next" w:eastAsia="Avenir Next"/>
+                <w:color w:val="1A1A1A"/>
                 <w:sz w:val="20"/>
                 <w:szCs w:val="20"/>
               </w:rPr>
-              <w:t xml:space="preserve">b.</w:t>
-            </w:r>
-            <w:r>
-              <w:rPr>
-                <w:rFonts w:ascii="Avenir Next" w:hAnsi="Avenir Next" w:cs="Avenir Next" w:eastAsia="Avenir Next"/>
-                <w:color w:val="1A1A1A"/>
-                <w:sz w:val="20"/>
-                <w:szCs w:val="20"/>
-              </w:rPr>
               <w:tab/>
             </w:r>
             <w:r>
               <w:rPr>
                 <w:rFonts w:ascii="Avenir Next" w:hAnsi="Avenir Next" w:cs="Avenir Next" w:eastAsia="Avenir Next"/>
                 <w:color w:val="1A1A1A"/>
-                <w:sz w:val="20"/>
+                <w:sz w:val="22"/>
                 <w:szCs w:val="20"/>
               </w:rPr>
               <w:t xml:space="preserve">Substitute 85. Is it a solution?</w:t>
@@ -1746,25 +1750,25 @@
                 <w:rFonts w:ascii="Avenir Next" w:hAnsi="Avenir Next" w:cs="Avenir Next" w:eastAsia="Avenir Next"/>
                 <w:b/>
                 <w:color w:val="003A70"/>
+                <w:sz w:val="22"/>
+                <w:szCs w:val="20"/>
+              </w:rPr>
+              <w:t xml:space="preserve">c.</w:t>
+            </w:r>
+            <w:r>
+              <w:rPr>
+                <w:rFonts w:ascii="Avenir Next" w:hAnsi="Avenir Next" w:cs="Avenir Next" w:eastAsia="Avenir Next"/>
+                <w:color w:val="1A1A1A"/>
                 <w:sz w:val="20"/>
                 <w:szCs w:val="20"/>
               </w:rPr>
-              <w:t xml:space="preserve">c.</w:t>
-            </w:r>
-            <w:r>
-              <w:rPr>
-                <w:rFonts w:ascii="Avenir Next" w:hAnsi="Avenir Next" w:cs="Avenir Next" w:eastAsia="Avenir Next"/>
-                <w:color w:val="1A1A1A"/>
-                <w:sz w:val="20"/>
-                <w:szCs w:val="20"/>
-              </w:rPr>
               <w:tab/>
             </w:r>
             <w:r>
               <w:rPr>
                 <w:rFonts w:ascii="Avenir Next" w:hAnsi="Avenir Next" w:cs="Avenir Next" w:eastAsia="Avenir Next"/>
                 <w:color w:val="1A1A1A"/>
-                <w:sz w:val="20"/>
+                <w:sz w:val="22"/>
                 <w:szCs w:val="20"/>
               </w:rPr>
               <w:t xml:space="preserve">Substitute 70. Is it a solution?</w:t>
@@ -1803,25 +1807,25 @@
                 <w:rFonts w:ascii="Avenir Next" w:hAnsi="Avenir Next" w:cs="Avenir Next" w:eastAsia="Avenir Next"/>
                 <w:b/>
                 <w:color w:val="003A70"/>
+                <w:sz w:val="22"/>
+                <w:szCs w:val="20"/>
+              </w:rPr>
+              <w:t xml:space="preserve">d.</w:t>
+            </w:r>
+            <w:r>
+              <w:rPr>
+                <w:rFonts w:ascii="Avenir Next" w:hAnsi="Avenir Next" w:cs="Avenir Next" w:eastAsia="Avenir Next"/>
+                <w:color w:val="1A1A1A"/>
                 <w:sz w:val="20"/>
                 <w:szCs w:val="20"/>
               </w:rPr>
-              <w:t xml:space="preserve">d.</w:t>
-            </w:r>
-            <w:r>
-              <w:rPr>
-                <w:rFonts w:ascii="Avenir Next" w:hAnsi="Avenir Next" w:cs="Avenir Next" w:eastAsia="Avenir Next"/>
-                <w:color w:val="1A1A1A"/>
-                <w:sz w:val="20"/>
-                <w:szCs w:val="20"/>
-              </w:rPr>
               <w:tab/>
             </w:r>
             <w:r>
               <w:rPr>
                 <w:rFonts w:ascii="Avenir Next" w:hAnsi="Avenir Next" w:cs="Avenir Next" w:eastAsia="Avenir Next"/>
                 <w:color w:val="1A1A1A"/>
-                <w:sz w:val="20"/>
+                <w:sz w:val="22"/>
                 <w:szCs w:val="20"/>
               </w:rPr>
               <w:t xml:space="preserve">Graph the inequality.</w:t>
@@ -1832,12 +1836,12 @@
     </w:tbl>
     <w:p>
       <w:pPr>
-        <w:spacing w:before="0" w:after="0" w:line="20" w:lineRule="exact"/>
+        <w:spacing w:before="0" w:after="0" w:line="50" w:lineRule="exact"/>
       </w:pPr>
     </w:p>
     <w:p>
       <w:pPr>
-        <w:spacing w:before="0" w:after="0" w:line="20" w:lineRule="exact"/>
+        <w:spacing w:before="0" w:after="0" w:line="50" w:lineRule="exact"/>
       </w:pPr>
     </w:p>
     <w:tbl>
@@ -1887,18 +1891,18 @@
                 <w:rFonts w:ascii="Avenir Next" w:hAnsi="Avenir Next" w:cs="Avenir Next" w:eastAsia="Avenir Next"/>
                 <w:b/>
                 <w:color w:val="1A1A1A"/>
+                <w:sz w:val="22"/>
+                <w:szCs w:val="20"/>
+              </w:rPr>
+              <w:t xml:space="preserve">3.</w:t>
+            </w:r>
+            <w:r>
+              <w:rPr>
+                <w:rFonts w:ascii="Avenir Next" w:hAnsi="Avenir Next" w:cs="Avenir Next" w:eastAsia="Avenir Next"/>
+                <w:color w:val="1A1A1A"/>
                 <w:sz w:val="20"/>
                 <w:szCs w:val="20"/>
               </w:rPr>
-              <w:t xml:space="preserve">3.</w:t>
-            </w:r>
-            <w:r>
-              <w:rPr>
-                <w:rFonts w:ascii="Avenir Next" w:hAnsi="Avenir Next" w:cs="Avenir Next" w:eastAsia="Avenir Next"/>
-                <w:color w:val="1A1A1A"/>
-                <w:sz w:val="20"/>
-                <w:szCs w:val="20"/>
-              </w:rPr>
               <w:tab/>
             </w:r>
             <w:r>
@@ -1906,7 +1910,7 @@
                 <w:rFonts w:ascii="Avenir Next" w:hAnsi="Avenir Next" w:cs="Avenir Next" w:eastAsia="Avenir Next"/>
                 <w:b/>
                 <w:color w:val="1A1A1A"/>
-                <w:sz w:val="20"/>
+                <w:sz w:val="22"/>
                 <w:szCs w:val="20"/>
               </w:rPr>
               <w:t xml:space="preserve">Snack Bar.  </w:t>
@@ -1915,7 +1919,7 @@
               <w:rPr>
                 <w:rFonts w:ascii="Avenir Next" w:hAnsi="Avenir Next" w:cs="Avenir Next" w:eastAsia="Avenir Next"/>
                 <w:color w:val="1A1A1A"/>
-                <w:sz w:val="20"/>
+                <w:sz w:val="22"/>
                 <w:szCs w:val="20"/>
               </w:rPr>
               <w:t xml:space="preserve">A snack bar opens a second window when more than 30 people are waiting. Write an inequality using </w:t>
@@ -1925,7 +1929,7 @@
                 <w:rFonts w:ascii="Avenir Next" w:hAnsi="Avenir Next" w:cs="Avenir Next" w:eastAsia="Avenir Next"/>
                 <w:i/>
                 <w:color w:val="1A1A1A"/>
-                <w:sz w:val="20"/>
+                <w:sz w:val="22"/>
                 <w:szCs w:val="20"/>
               </w:rPr>
               <w:t xml:space="preserve">n</w:t>
@@ -1934,7 +1938,7 @@
               <w:rPr>
                 <w:rFonts w:ascii="Avenir Next" w:hAnsi="Avenir Next" w:cs="Avenir Next" w:eastAsia="Avenir Next"/>
                 <w:color w:val="1A1A1A"/>
-                <w:sz w:val="20"/>
+                <w:sz w:val="22"/>
                 <w:szCs w:val="20"/>
               </w:rPr>
               <w:t xml:space="preserve">. Test 30 and 41.</w:t>
@@ -1951,7 +1955,7 @@
                 <w:rFonts w:ascii="Avenir Next" w:hAnsi="Avenir Next" w:cs="Avenir Next" w:eastAsia="Avenir Next"/>
                 <w:b/>
                 <w:color w:val="003A70"/>
-                <w:sz w:val="17"/>
+                <w:sz w:val="22"/>
                 <w:szCs w:val="17"/>
               </w:rPr>
               <w:t xml:space="preserve">Hint  </w:t>
@@ -1961,7 +1965,7 @@
                 <w:rFonts w:ascii="Avenir Next" w:hAnsi="Avenir Next" w:cs="Avenir Next" w:eastAsia="Avenir Next"/>
                 <w:i/>
                 <w:color w:val="5A5F66"/>
-                <w:sz w:val="17"/>
+                <w:sz w:val="22"/>
                 <w:szCs w:val="17"/>
               </w:rPr>
               <w:t xml:space="preserve">Substitute each number. A true statement means a solution.</w:t>
@@ -1969,7 +1973,7 @@
           </w:p>
           <w:p>
             <w:pPr>
-              <w:spacing w:before="0" w:after="0" w:line="60" w:lineRule="auto"/>
+              <w:spacing w:before="0" w:after="0" w:line="50" w:lineRule="exact"/>
             </w:pPr>
           </w:p>
           <w:tbl>
@@ -2038,7 +2042,7 @@
                 <w:rFonts w:ascii="Avenir Next" w:hAnsi="Avenir Next" w:cs="Avenir Next" w:eastAsia="Avenir Next"/>
                 <w:b/>
                 <w:color w:val="1A1A1A"/>
-                <w:sz w:val="18"/>
+                <w:sz w:val="22"/>
                 <w:szCs w:val="18"/>
               </w:rPr>
               <w:t xml:space="preserve">Inequality</w:t>
@@ -2058,12 +2062,12 @@
     </w:tbl>
     <w:p>
       <w:pPr>
-        <w:spacing w:before="0" w:after="0" w:line="20" w:lineRule="exact"/>
+        <w:spacing w:before="0" w:after="0" w:line="50" w:lineRule="exact"/>
       </w:pPr>
     </w:p>
     <w:p>
       <w:pPr>
-        <w:spacing w:before="0" w:after="0" w:line="20" w:lineRule="exact"/>
+        <w:spacing w:before="0" w:after="0" w:line="50" w:lineRule="exact"/>
       </w:pPr>
     </w:p>
     <w:tbl>
@@ -2114,18 +2118,18 @@
                 <w:rFonts w:ascii="Avenir Next" w:hAnsi="Avenir Next" w:cs="Avenir Next" w:eastAsia="Avenir Next"/>
                 <w:b/>
                 <w:color w:val="1A1A1A"/>
+                <w:sz w:val="22"/>
+                <w:szCs w:val="20"/>
+              </w:rPr>
+              <w:t xml:space="preserve">4.</w:t>
+            </w:r>
+            <w:r>
+              <w:rPr>
+                <w:rFonts w:ascii="Avenir Next" w:hAnsi="Avenir Next" w:cs="Avenir Next" w:eastAsia="Avenir Next"/>
+                <w:color w:val="1A1A1A"/>
                 <w:sz w:val="20"/>
                 <w:szCs w:val="20"/>
               </w:rPr>
-              <w:t xml:space="preserve">4.</w:t>
-            </w:r>
-            <w:r>
-              <w:rPr>
-                <w:rFonts w:ascii="Avenir Next" w:hAnsi="Avenir Next" w:cs="Avenir Next" w:eastAsia="Avenir Next"/>
-                <w:color w:val="1A1A1A"/>
-                <w:sz w:val="20"/>
-                <w:szCs w:val="20"/>
-              </w:rPr>
               <w:tab/>
             </w:r>
             <w:r>
@@ -2133,7 +2137,7 @@
                 <w:rFonts w:ascii="Avenir Next" w:hAnsi="Avenir Next" w:cs="Avenir Next" w:eastAsia="Avenir Next"/>
                 <w:b/>
                 <w:color w:val="1A1A1A"/>
-                <w:sz w:val="20"/>
+                <w:sz w:val="22"/>
                 <w:szCs w:val="20"/>
               </w:rPr>
               <w:t xml:space="preserve">Fish Tank.  </w:t>
@@ -2142,7 +2146,7 @@
               <w:rPr>
                 <w:rFonts w:ascii="Avenir Next" w:hAnsi="Avenir Next" w:cs="Avenir Next" w:eastAsia="Avenir Next"/>
                 <w:color w:val="1A1A1A"/>
-                <w:sz w:val="20"/>
+                <w:sz w:val="22"/>
                 <w:szCs w:val="20"/>
               </w:rPr>
               <w:t xml:space="preserve">Fish stay healthy only while the water stays below 28 °C. Write an inequality using </w:t>
@@ -2152,7 +2156,7 @@
                 <w:rFonts w:ascii="Avenir Next" w:hAnsi="Avenir Next" w:cs="Avenir Next" w:eastAsia="Avenir Next"/>
                 <w:i/>
                 <w:color w:val="1A1A1A"/>
-                <w:sz w:val="20"/>
+                <w:sz w:val="22"/>
                 <w:szCs w:val="20"/>
               </w:rPr>
               <w:t xml:space="preserve">c</w:t>
@@ -2161,7 +2165,7 @@
               <w:rPr>
                 <w:rFonts w:ascii="Avenir Next" w:hAnsi="Avenir Next" w:cs="Avenir Next" w:eastAsia="Avenir Next"/>
                 <w:color w:val="1A1A1A"/>
-                <w:sz w:val="20"/>
+                <w:sz w:val="22"/>
                 <w:szCs w:val="20"/>
               </w:rPr>
               <w:t xml:space="preserve">. Test 28 and 24.</w:t>
@@ -2178,7 +2182,7 @@
                 <w:rFonts w:ascii="Avenir Next" w:hAnsi="Avenir Next" w:cs="Avenir Next" w:eastAsia="Avenir Next"/>
                 <w:b/>
                 <w:color w:val="003A70"/>
-                <w:sz w:val="17"/>
+                <w:sz w:val="22"/>
                 <w:szCs w:val="17"/>
               </w:rPr>
               <w:t xml:space="preserve">Hint  </w:t>
@@ -2188,7 +2192,7 @@
                 <w:rFonts w:ascii="Avenir Next" w:hAnsi="Avenir Next" w:cs="Avenir Next" w:eastAsia="Avenir Next"/>
                 <w:i/>
                 <w:color w:val="5A5F66"/>
-                <w:sz w:val="17"/>
+                <w:sz w:val="22"/>
                 <w:szCs w:val="17"/>
               </w:rPr>
               <w:t xml:space="preserve">“Below” leaves the boundary out.</w:t>
@@ -2196,7 +2200,7 @@
           </w:p>
           <w:p>
             <w:pPr>
-              <w:spacing w:before="0" w:after="0" w:line="60" w:lineRule="auto"/>
+              <w:spacing w:before="0" w:after="0" w:line="50" w:lineRule="exact"/>
             </w:pPr>
           </w:p>
           <w:tbl>
@@ -2265,7 +2269,7 @@
                 <w:rFonts w:ascii="Avenir Next" w:hAnsi="Avenir Next" w:cs="Avenir Next" w:eastAsia="Avenir Next"/>
                 <w:b/>
                 <w:color w:val="1A1A1A"/>
-                <w:sz w:val="18"/>
+                <w:sz w:val="22"/>
                 <w:szCs w:val="18"/>
               </w:rPr>
               <w:t xml:space="preserve">Inequality</w:t>
@@ -2300,18 +2304,18 @@
                 <w:rFonts w:ascii="Avenir Next" w:hAnsi="Avenir Next" w:cs="Avenir Next" w:eastAsia="Avenir Next"/>
                 <w:b/>
                 <w:color w:val="1A1A1A"/>
+                <w:sz w:val="22"/>
+                <w:szCs w:val="20"/>
+              </w:rPr>
+              <w:t xml:space="preserve">5.</w:t>
+            </w:r>
+            <w:r>
+              <w:rPr>
+                <w:rFonts w:ascii="Avenir Next" w:hAnsi="Avenir Next" w:cs="Avenir Next" w:eastAsia="Avenir Next"/>
+                <w:color w:val="1A1A1A"/>
                 <w:sz w:val="20"/>
                 <w:szCs w:val="20"/>
               </w:rPr>
-              <w:t xml:space="preserve">5.</w:t>
-            </w:r>
-            <w:r>
-              <w:rPr>
-                <w:rFonts w:ascii="Avenir Next" w:hAnsi="Avenir Next" w:cs="Avenir Next" w:eastAsia="Avenir Next"/>
-                <w:color w:val="1A1A1A"/>
-                <w:sz w:val="20"/>
-                <w:szCs w:val="20"/>
-              </w:rPr>
               <w:tab/>
             </w:r>
             <w:r>
@@ -2319,7 +2323,7 @@
                 <w:rFonts w:ascii="Avenir Next" w:hAnsi="Avenir Next" w:cs="Avenir Next" w:eastAsia="Avenir Next"/>
                 <w:b/>
                 <w:color w:val="1A1A1A"/>
-                <w:sz w:val="20"/>
+                <w:sz w:val="22"/>
                 <w:szCs w:val="20"/>
               </w:rPr>
               <w:t xml:space="preserve">Teen Center.  </w:t>
@@ -2328,7 +2332,7 @@
               <w:rPr>
                 <w:rFonts w:ascii="Avenir Next" w:hAnsi="Avenir Next" w:cs="Avenir Next" w:eastAsia="Avenir Next"/>
                 <w:color w:val="1A1A1A"/>
-                <w:sz w:val="20"/>
+                <w:sz w:val="22"/>
                 <w:szCs w:val="20"/>
               </w:rPr>
               <w:t xml:space="preserve">A teen center is open to people older than 12. Write an inequality using </w:t>
@@ -2338,7 +2342,7 @@
                 <w:rFonts w:ascii="Avenir Next" w:hAnsi="Avenir Next" w:cs="Avenir Next" w:eastAsia="Avenir Next"/>
                 <w:i/>
                 <w:color w:val="1A1A1A"/>
-                <w:sz w:val="20"/>
+                <w:sz w:val="22"/>
                 <w:szCs w:val="20"/>
               </w:rPr>
               <w:t xml:space="preserve">a</w:t>
@@ -2347,7 +2351,7 @@
               <w:rPr>
                 <w:rFonts w:ascii="Avenir Next" w:hAnsi="Avenir Next" w:cs="Avenir Next" w:eastAsia="Avenir Next"/>
                 <w:color w:val="1A1A1A"/>
-                <w:sz w:val="20"/>
+                <w:sz w:val="22"/>
                 <w:szCs w:val="20"/>
               </w:rPr>
               <w:t xml:space="preserve">. Is 12 a solution?</w:t>
@@ -2364,7 +2368,7 @@
                 <w:rFonts w:ascii="Avenir Next" w:hAnsi="Avenir Next" w:cs="Avenir Next" w:eastAsia="Avenir Next"/>
                 <w:b/>
                 <w:color w:val="003A70"/>
-                <w:sz w:val="17"/>
+                <w:sz w:val="22"/>
                 <w:szCs w:val="17"/>
               </w:rPr>
               <w:t xml:space="preserve">Hint  </w:t>
@@ -2374,7 +2378,7 @@
                 <w:rFonts w:ascii="Avenir Next" w:hAnsi="Avenir Next" w:cs="Avenir Next" w:eastAsia="Avenir Next"/>
                 <w:i/>
                 <w:color w:val="5A5F66"/>
-                <w:sz w:val="17"/>
+                <w:sz w:val="22"/>
                 <w:szCs w:val="17"/>
               </w:rPr>
               <w:t xml:space="preserve">Is the boundary older than itself?</w:t>
@@ -2382,7 +2386,7 @@
           </w:p>
           <w:p>
             <w:pPr>
-              <w:spacing w:before="0" w:after="0" w:line="60" w:lineRule="auto"/>
+              <w:spacing w:before="0" w:after="0" w:line="50" w:lineRule="exact"/>
             </w:pPr>
           </w:p>
           <w:tbl>
@@ -2451,7 +2455,7 @@
                 <w:rFonts w:ascii="Avenir Next" w:hAnsi="Avenir Next" w:cs="Avenir Next" w:eastAsia="Avenir Next"/>
                 <w:b/>
                 <w:color w:val="1A1A1A"/>
-                <w:sz w:val="18"/>
+                <w:sz w:val="22"/>
                 <w:szCs w:val="18"/>
               </w:rPr>
               <w:t xml:space="preserve">Inequality</w:t>
@@ -2471,12 +2475,12 @@
     </w:tbl>
     <w:p>
       <w:pPr>
-        <w:spacing w:before="0" w:after="0" w:line="20" w:lineRule="exact"/>
+        <w:spacing w:before="0" w:after="0" w:line="50" w:lineRule="exact"/>
       </w:pPr>
     </w:p>
     <w:p>
       <w:pPr>
-        <w:spacing w:before="0" w:after="0" w:line="20" w:lineRule="exact"/>
+        <w:spacing w:before="0" w:after="0" w:line="50" w:lineRule="exact"/>
       </w:pPr>
     </w:p>
     <w:tbl>
@@ -2526,18 +2530,18 @@
                 <w:rFonts w:ascii="Avenir Next" w:hAnsi="Avenir Next" w:cs="Avenir Next" w:eastAsia="Avenir Next"/>
                 <w:b/>
                 <w:color w:val="1A1A1A"/>
+                <w:sz w:val="22"/>
+                <w:szCs w:val="20"/>
+              </w:rPr>
+              <w:t xml:space="preserve">6.</w:t>
+            </w:r>
+            <w:r>
+              <w:rPr>
+                <w:rFonts w:ascii="Avenir Next" w:hAnsi="Avenir Next" w:cs="Avenir Next" w:eastAsia="Avenir Next"/>
+                <w:color w:val="1A1A1A"/>
                 <w:sz w:val="20"/>
                 <w:szCs w:val="20"/>
               </w:rPr>
-              <w:t xml:space="preserve">6.</w:t>
-            </w:r>
-            <w:r>
-              <w:rPr>
-                <w:rFonts w:ascii="Avenir Next" w:hAnsi="Avenir Next" w:cs="Avenir Next" w:eastAsia="Avenir Next"/>
-                <w:color w:val="1A1A1A"/>
-                <w:sz w:val="20"/>
-                <w:szCs w:val="20"/>
-              </w:rPr>
               <w:tab/>
             </w:r>
             <w:r>
@@ -2545,7 +2549,7 @@
                 <w:rFonts w:ascii="Avenir Next" w:hAnsi="Avenir Next" w:cs="Avenir Next" w:eastAsia="Avenir Next"/>
                 <w:b/>
                 <w:color w:val="1A1A1A"/>
-                <w:sz w:val="20"/>
+                <w:sz w:val="22"/>
                 <w:szCs w:val="20"/>
               </w:rPr>
               <w:t xml:space="preserve">Test and Graph.  </w:t>
@@ -2554,7 +2558,7 @@
               <w:rPr>
                 <w:rFonts w:ascii="Avenir Next" w:hAnsi="Avenir Next" w:cs="Avenir Next" w:eastAsia="Avenir Next"/>
                 <w:color w:val="1A1A1A"/>
-                <w:sz w:val="20"/>
+                <w:sz w:val="22"/>
                 <w:szCs w:val="20"/>
               </w:rPr>
               <w:t xml:space="preserve">For </w:t>
@@ -2564,7 +2568,7 @@
                 <w:rFonts w:ascii="Avenir Next" w:hAnsi="Avenir Next" w:cs="Avenir Next" w:eastAsia="Avenir Next"/>
                 <w:i/>
                 <w:color w:val="1A1A1A"/>
-                <w:sz w:val="20"/>
+                <w:sz w:val="22"/>
                 <w:szCs w:val="20"/>
               </w:rPr>
               <w:t xml:space="preserve">x</w:t>
@@ -2573,7 +2577,7 @@
               <w:rPr>
                 <w:rFonts w:ascii="Avenir Next" w:hAnsi="Avenir Next" w:cs="Avenir Next" w:eastAsia="Avenir Next"/>
                 <w:color w:val="1A1A1A"/>
-                <w:sz w:val="20"/>
+                <w:sz w:val="22"/>
                 <w:szCs w:val="20"/>
               </w:rPr>
               <w:t xml:space="preserve"> ≥ 4, test </w:t>
@@ -2583,7 +2587,7 @@
                 <w:rFonts w:ascii="Avenir Next" w:hAnsi="Avenir Next" w:cs="Avenir Next" w:eastAsia="Avenir Next"/>
                 <w:i/>
                 <w:color w:val="1A1A1A"/>
-                <w:sz w:val="20"/>
+                <w:sz w:val="22"/>
                 <w:szCs w:val="20"/>
               </w:rPr>
               <w:t xml:space="preserve">x</w:t>
@@ -2592,7 +2596,7 @@
               <w:rPr>
                 <w:rFonts w:ascii="Avenir Next" w:hAnsi="Avenir Next" w:cs="Avenir Next" w:eastAsia="Avenir Next"/>
                 <w:color w:val="1A1A1A"/>
-                <w:sz w:val="20"/>
+                <w:sz w:val="22"/>
                 <w:szCs w:val="20"/>
               </w:rPr>
               <w:t xml:space="preserve"> = 4 and </w:t>
@@ -2602,7 +2606,7 @@
                 <w:rFonts w:ascii="Avenir Next" w:hAnsi="Avenir Next" w:cs="Avenir Next" w:eastAsia="Avenir Next"/>
                 <w:i/>
                 <w:color w:val="1A1A1A"/>
-                <w:sz w:val="20"/>
+                <w:sz w:val="22"/>
                 <w:szCs w:val="20"/>
               </w:rPr>
               <w:t xml:space="preserve">x</w:t>
@@ -2611,7 +2615,7 @@
               <w:rPr>
                 <w:rFonts w:ascii="Avenir Next" w:hAnsi="Avenir Next" w:cs="Avenir Next" w:eastAsia="Avenir Next"/>
                 <w:color w:val="1A1A1A"/>
-                <w:sz w:val="20"/>
+                <w:sz w:val="22"/>
                 <w:szCs w:val="20"/>
               </w:rPr>
               <w:t xml:space="preserve"> = 3. Then graph the inequality.</w:t>
@@ -2628,7 +2632,7 @@
                 <w:rFonts w:ascii="Avenir Next" w:hAnsi="Avenir Next" w:cs="Avenir Next" w:eastAsia="Avenir Next"/>
                 <w:b/>
                 <w:color w:val="003A70"/>
-                <w:sz w:val="17"/>
+                <w:sz w:val="22"/>
                 <w:szCs w:val="17"/>
               </w:rPr>
               <w:t xml:space="preserve">Hint  </w:t>
@@ -2638,7 +2642,7 @@
                 <w:rFonts w:ascii="Avenir Next" w:hAnsi="Avenir Next" w:cs="Avenir Next" w:eastAsia="Avenir Next"/>
                 <w:i/>
                 <w:color w:val="5A5F66"/>
-                <w:sz w:val="17"/>
+                <w:sz w:val="22"/>
                 <w:szCs w:val="17"/>
               </w:rPr>
               <w:t xml:space="preserve">The boundary test tells you the dot.</w:t>
@@ -2654,7 +2658,7 @@
               <w:drawing>
                 <wp:inline distT="0" distB="0" distL="0" distR="0">
                   <wp:extent cx="3840480" cy="425196"/>
-                  <wp:docPr id="2" name="Figure 2"/>
+                  <wp:docPr id="2" name="Figure 2" descr="Number line from 0 to 10, ticks every 1."/>
                   <a:graphic xmlns:a="http://schemas.openxmlformats.org/drawingml/2006/main">
                     <a:graphicData uri="http://schemas.openxmlformats.org/drawingml/2006/picture">
                       <pic:pic xmlns:pic="http://schemas.openxmlformats.org/drawingml/2006/picture">
@@ -2697,7 +2701,7 @@
                 <w:rFonts w:ascii="Avenir Next" w:hAnsi="Avenir Next" w:cs="Avenir Next" w:eastAsia="Avenir Next"/>
                 <w:b/>
                 <w:color w:val="1A1A1A"/>
-                <w:sz w:val="18"/>
+                <w:sz w:val="22"/>
                 <w:szCs w:val="18"/>
               </w:rPr>
               <w:t xml:space="preserve">Solutions</w:t>
@@ -2717,12 +2721,12 @@
     </w:tbl>
     <w:p>
       <w:pPr>
-        <w:spacing w:before="0" w:after="0" w:line="20" w:lineRule="exact"/>
+        <w:spacing w:before="0" w:after="0" w:line="50" w:lineRule="exact"/>
       </w:pPr>
     </w:p>
     <w:p>
       <w:pPr>
-        <w:spacing w:before="0" w:after="0" w:line="20" w:lineRule="exact"/>
+        <w:spacing w:before="0" w:after="0" w:line="50" w:lineRule="exact"/>
       </w:pPr>
     </w:p>
     <w:tbl>
@@ -2772,18 +2776,18 @@
                 <w:rFonts w:ascii="Avenir Next" w:hAnsi="Avenir Next" w:cs="Avenir Next" w:eastAsia="Avenir Next"/>
                 <w:b/>
                 <w:color w:val="1A1A1A"/>
+                <w:sz w:val="22"/>
+                <w:szCs w:val="20"/>
+              </w:rPr>
+              <w:t xml:space="preserve">7.</w:t>
+            </w:r>
+            <w:r>
+              <w:rPr>
+                <w:rFonts w:ascii="Avenir Next" w:hAnsi="Avenir Next" w:cs="Avenir Next" w:eastAsia="Avenir Next"/>
+                <w:color w:val="1A1A1A"/>
                 <w:sz w:val="20"/>
                 <w:szCs w:val="20"/>
               </w:rPr>
-              <w:t xml:space="preserve">7.</w:t>
-            </w:r>
-            <w:r>
-              <w:rPr>
-                <w:rFonts w:ascii="Avenir Next" w:hAnsi="Avenir Next" w:cs="Avenir Next" w:eastAsia="Avenir Next"/>
-                <w:color w:val="1A1A1A"/>
-                <w:sz w:val="20"/>
-                <w:szCs w:val="20"/>
-              </w:rPr>
               <w:tab/>
             </w:r>
             <w:r>
@@ -2791,7 +2795,7 @@
                 <w:rFonts w:ascii="Avenir Next" w:hAnsi="Avenir Next" w:cs="Avenir Next" w:eastAsia="Avenir Next"/>
                 <w:b/>
                 <w:color w:val="1A1A1A"/>
-                <w:sz w:val="20"/>
+                <w:sz w:val="22"/>
                 <w:szCs w:val="20"/>
               </w:rPr>
               <w:t xml:space="preserve">Drone Range.  </w:t>
@@ -2800,7 +2804,7 @@
               <w:rPr>
                 <w:rFonts w:ascii="Avenir Next" w:hAnsi="Avenir Next" w:cs="Avenir Next" w:eastAsia="Avenir Next"/>
                 <w:color w:val="1A1A1A"/>
-                <w:sz w:val="20"/>
+                <w:sz w:val="22"/>
                 <w:szCs w:val="20"/>
               </w:rPr>
               <w:t xml:space="preserve">A drone keeps its signal while it is less than 400 meters from the pilot. Write an inequality using </w:t>
@@ -2810,7 +2814,7 @@
                 <w:rFonts w:ascii="Avenir Next" w:hAnsi="Avenir Next" w:cs="Avenir Next" w:eastAsia="Avenir Next"/>
                 <w:i/>
                 <w:color w:val="1A1A1A"/>
-                <w:sz w:val="20"/>
+                <w:sz w:val="22"/>
                 <w:szCs w:val="20"/>
               </w:rPr>
               <w:t xml:space="preserve">d</w:t>
@@ -2819,7 +2823,7 @@
               <w:rPr>
                 <w:rFonts w:ascii="Avenir Next" w:hAnsi="Avenir Next" w:cs="Avenir Next" w:eastAsia="Avenir Next"/>
                 <w:color w:val="1A1A1A"/>
-                <w:sz w:val="20"/>
+                <w:sz w:val="22"/>
                 <w:szCs w:val="20"/>
               </w:rPr>
               <w:t xml:space="preserve">. Test 400, 350 and 410.</w:t>
@@ -2827,7 +2831,7 @@
           </w:p>
           <w:p>
             <w:pPr>
-              <w:spacing w:before="0" w:after="0" w:line="60" w:lineRule="auto"/>
+              <w:spacing w:before="0" w:after="0" w:line="50" w:lineRule="exact"/>
             </w:pPr>
           </w:p>
           <w:tbl>
@@ -2896,7 +2900,7 @@
                 <w:rFonts w:ascii="Avenir Next" w:hAnsi="Avenir Next" w:cs="Avenir Next" w:eastAsia="Avenir Next"/>
                 <w:b/>
                 <w:color w:val="1A1A1A"/>
-                <w:sz w:val="18"/>
+                <w:sz w:val="22"/>
                 <w:szCs w:val="18"/>
               </w:rPr>
               <w:t xml:space="preserve">Inequality</w:t>
@@ -2916,12 +2920,12 @@
     </w:tbl>
     <w:p>
       <w:pPr>
-        <w:spacing w:before="0" w:after="0" w:line="20" w:lineRule="exact"/>
+        <w:spacing w:before="0" w:after="0" w:line="50" w:lineRule="exact"/>
       </w:pPr>
     </w:p>
     <w:p>
       <w:pPr>
-        <w:spacing w:before="0" w:after="0" w:line="20" w:lineRule="exact"/>
+        <w:spacing w:before="0" w:after="0" w:line="50" w:lineRule="exact"/>
       </w:pPr>
     </w:p>
     <w:tbl>
@@ -2971,18 +2975,18 @@
                 <w:rFonts w:ascii="Avenir Next" w:hAnsi="Avenir Next" w:cs="Avenir Next" w:eastAsia="Avenir Next"/>
                 <w:b/>
                 <w:color w:val="1A1A1A"/>
+                <w:sz w:val="22"/>
+                <w:szCs w:val="20"/>
+              </w:rPr>
+              <w:t xml:space="preserve">8.</w:t>
+            </w:r>
+            <w:r>
+              <w:rPr>
+                <w:rFonts w:ascii="Avenir Next" w:hAnsi="Avenir Next" w:cs="Avenir Next" w:eastAsia="Avenir Next"/>
+                <w:color w:val="1A1A1A"/>
                 <w:sz w:val="20"/>
                 <w:szCs w:val="20"/>
               </w:rPr>
-              <w:t xml:space="preserve">8.</w:t>
-            </w:r>
-            <w:r>
-              <w:rPr>
-                <w:rFonts w:ascii="Avenir Next" w:hAnsi="Avenir Next" w:cs="Avenir Next" w:eastAsia="Avenir Next"/>
-                <w:color w:val="1A1A1A"/>
-                <w:sz w:val="20"/>
-                <w:szCs w:val="20"/>
-              </w:rPr>
               <w:tab/>
             </w:r>
             <w:r>
@@ -2990,7 +2994,7 @@
                 <w:rFonts w:ascii="Avenir Next" w:hAnsi="Avenir Next" w:cs="Avenir Next" w:eastAsia="Avenir Next"/>
                 <w:b/>
                 <w:color w:val="1A1A1A"/>
-                <w:sz w:val="20"/>
+                <w:sz w:val="22"/>
                 <w:szCs w:val="20"/>
               </w:rPr>
               <w:t xml:space="preserve">Backpack Rule.  </w:t>
@@ -2999,7 +3003,7 @@
               <w:rPr>
                 <w:rFonts w:ascii="Avenir Next" w:hAnsi="Avenir Next" w:cs="Avenir Next" w:eastAsia="Avenir Next"/>
                 <w:color w:val="1A1A1A"/>
-                <w:sz w:val="20"/>
+                <w:sz w:val="22"/>
                 <w:szCs w:val="20"/>
               </w:rPr>
               <w:t xml:space="preserve">A hiking club allows a backpack that weighs at most 30 pounds. Three packs weigh 30, 32 and 24 pounds.</w:t>
@@ -3019,25 +3023,25 @@
                 <w:rFonts w:ascii="Avenir Next" w:hAnsi="Avenir Next" w:cs="Avenir Next" w:eastAsia="Avenir Next"/>
                 <w:b/>
                 <w:color w:val="003A70"/>
+                <w:sz w:val="22"/>
+                <w:szCs w:val="20"/>
+              </w:rPr>
+              <w:t xml:space="preserve">a.</w:t>
+            </w:r>
+            <w:r>
+              <w:rPr>
+                <w:rFonts w:ascii="Avenir Next" w:hAnsi="Avenir Next" w:cs="Avenir Next" w:eastAsia="Avenir Next"/>
+                <w:color w:val="1A1A1A"/>
                 <w:sz w:val="20"/>
                 <w:szCs w:val="20"/>
               </w:rPr>
-              <w:t xml:space="preserve">a.</w:t>
-            </w:r>
-            <w:r>
-              <w:rPr>
-                <w:rFonts w:ascii="Avenir Next" w:hAnsi="Avenir Next" w:cs="Avenir Next" w:eastAsia="Avenir Next"/>
-                <w:color w:val="1A1A1A"/>
-                <w:sz w:val="20"/>
-                <w:szCs w:val="20"/>
-              </w:rPr>
               <w:tab/>
             </w:r>
             <w:r>
               <w:rPr>
                 <w:rFonts w:ascii="Avenir Next" w:hAnsi="Avenir Next" w:cs="Avenir Next" w:eastAsia="Avenir Next"/>
                 <w:color w:val="1A1A1A"/>
-                <w:sz w:val="20"/>
+                <w:sz w:val="22"/>
                 <w:szCs w:val="20"/>
               </w:rPr>
               <w:t xml:space="preserve">Write the inequality, using </w:t>
@@ -3047,7 +3051,7 @@
                 <w:rFonts w:ascii="Avenir Next" w:hAnsi="Avenir Next" w:cs="Avenir Next" w:eastAsia="Avenir Next"/>
                 <w:i/>
                 <w:color w:val="1A1A1A"/>
-                <w:sz w:val="20"/>
+                <w:sz w:val="22"/>
                 <w:szCs w:val="20"/>
               </w:rPr>
               <w:t xml:space="preserve">w</w:t>
@@ -3056,7 +3060,7 @@
               <w:rPr>
                 <w:rFonts w:ascii="Avenir Next" w:hAnsi="Avenir Next" w:cs="Avenir Next" w:eastAsia="Avenir Next"/>
                 <w:color w:val="1A1A1A"/>
-                <w:sz w:val="20"/>
+                <w:sz w:val="22"/>
                 <w:szCs w:val="20"/>
               </w:rPr>
               <w:t xml:space="preserve">.</w:t>
@@ -3095,25 +3099,25 @@
                 <w:rFonts w:ascii="Avenir Next" w:hAnsi="Avenir Next" w:cs="Avenir Next" w:eastAsia="Avenir Next"/>
                 <w:b/>
                 <w:color w:val="003A70"/>
+                <w:sz w:val="22"/>
+                <w:szCs w:val="20"/>
+              </w:rPr>
+              <w:t xml:space="preserve">b.</w:t>
+            </w:r>
+            <w:r>
+              <w:rPr>
+                <w:rFonts w:ascii="Avenir Next" w:hAnsi="Avenir Next" w:cs="Avenir Next" w:eastAsia="Avenir Next"/>
+                <w:color w:val="1A1A1A"/>
                 <w:sz w:val="20"/>
                 <w:szCs w:val="20"/>
               </w:rPr>
-              <w:t xml:space="preserve">b.</w:t>
-            </w:r>
-            <w:r>
-              <w:rPr>
-                <w:rFonts w:ascii="Avenir Next" w:hAnsi="Avenir Next" w:cs="Avenir Next" w:eastAsia="Avenir Next"/>
-                <w:color w:val="1A1A1A"/>
-                <w:sz w:val="20"/>
-                <w:szCs w:val="20"/>
-              </w:rPr>
               <w:tab/>
             </w:r>
             <w:r>
               <w:rPr>
                 <w:rFonts w:ascii="Avenir Next" w:hAnsi="Avenir Next" w:cs="Avenir Next" w:eastAsia="Avenir Next"/>
                 <w:color w:val="1A1A1A"/>
-                <w:sz w:val="20"/>
+                <w:sz w:val="22"/>
                 <w:szCs w:val="20"/>
               </w:rPr>
               <w:t xml:space="preserve">Which packs are allowed?</w:t>
@@ -3152,25 +3156,25 @@
                 <w:rFonts w:ascii="Avenir Next" w:hAnsi="Avenir Next" w:cs="Avenir Next" w:eastAsia="Avenir Next"/>
                 <w:b/>
                 <w:color w:val="003A70"/>
+                <w:sz w:val="22"/>
+                <w:szCs w:val="20"/>
+              </w:rPr>
+              <w:t xml:space="preserve">c.</w:t>
+            </w:r>
+            <w:r>
+              <w:rPr>
+                <w:rFonts w:ascii="Avenir Next" w:hAnsi="Avenir Next" w:cs="Avenir Next" w:eastAsia="Avenir Next"/>
+                <w:color w:val="1A1A1A"/>
                 <w:sz w:val="20"/>
                 <w:szCs w:val="20"/>
               </w:rPr>
-              <w:t xml:space="preserve">c.</w:t>
-            </w:r>
-            <w:r>
-              <w:rPr>
-                <w:rFonts w:ascii="Avenir Next" w:hAnsi="Avenir Next" w:cs="Avenir Next" w:eastAsia="Avenir Next"/>
-                <w:color w:val="1A1A1A"/>
-                <w:sz w:val="20"/>
-                <w:szCs w:val="20"/>
-              </w:rPr>
               <w:tab/>
             </w:r>
             <w:r>
               <w:rPr>
                 <w:rFonts w:ascii="Avenir Next" w:hAnsi="Avenir Next" w:cs="Avenir Next" w:eastAsia="Avenir Next"/>
                 <w:color w:val="1A1A1A"/>
-                <w:sz w:val="20"/>
+                <w:sz w:val="22"/>
                 <w:szCs w:val="20"/>
               </w:rPr>
               <w:t xml:space="preserve">Describe the graph. What does the dot tell you about a 30-pound pack?</w:t>
@@ -3178,7 +3182,7 @@
           </w:p>
           <w:p>
             <w:pPr>
-              <w:spacing w:before="0" w:after="0" w:line="60" w:lineRule="auto"/>
+              <w:spacing w:before="0" w:after="0" w:line="50" w:lineRule="exact"/>
             </w:pPr>
           </w:p>
           <w:tbl>
@@ -3236,7 +3240,7 @@
           </w:tbl>
           <w:p>
             <w:pPr>
-              <w:spacing w:before="0" w:after="0" w:line="24" w:lineRule="auto"/>
+              <w:spacing w:before="0" w:after="0" w:line="50" w:lineRule="exact"/>
             </w:pPr>
           </w:p>
         </w:tc>
@@ -3244,11 +3248,12 @@
     </w:tbl>
     <w:p>
       <w:pPr>
-        <w:spacing w:before="0" w:after="0" w:line="20" w:lineRule="exact"/>
+        <w:spacing w:before="0" w:after="0" w:line="50" w:lineRule="exact"/>
       </w:pPr>
     </w:p>
     <w:p>
       <w:pPr>
+        <w:pStyle w:val="Heading2"/>
         <w:keepNext/>
         <w:pBdr>
           <w:bottom w:val="single" w:sz="8" w:space="3" w:color="003A70"/>
@@ -3264,7 +3269,7 @@
           <w:b/>
           <w:color w:val="003A70"/>
           <w:spacing w:val="14"/>
-          <w:sz w:val="19"/>
+          <w:sz w:val="22"/>
           <w:szCs w:val="19"/>
         </w:rPr>
         <w:t xml:space="preserve">FIND THE ERROR</w:t>
@@ -3283,7 +3288,7 @@
           <w:rFonts w:ascii="Avenir Next" w:hAnsi="Avenir Next" w:cs="Avenir Next" w:eastAsia="Avenir Next"/>
           <w:i/>
           <w:color w:val="5A5F66"/>
-          <w:sz w:val="17"/>
+          <w:sz w:val="22"/>
           <w:szCs w:val="17"/>
         </w:rPr>
         <w:t xml:space="preserve">explain the mistake, then fix it</w:t>
@@ -3291,7 +3296,7 @@
     </w:p>
     <w:p>
       <w:pPr>
-        <w:spacing w:before="0" w:after="0" w:line="20" w:lineRule="exact"/>
+        <w:spacing w:before="0" w:after="0" w:line="50" w:lineRule="exact"/>
       </w:pPr>
     </w:p>
     <w:tbl>
@@ -3341,18 +3346,18 @@
                 <w:rFonts w:ascii="Avenir Next" w:hAnsi="Avenir Next" w:cs="Avenir Next" w:eastAsia="Avenir Next"/>
                 <w:b/>
                 <w:color w:val="1A1A1A"/>
+                <w:sz w:val="22"/>
+                <w:szCs w:val="20"/>
+              </w:rPr>
+              <w:t xml:space="preserve">9.</w:t>
+            </w:r>
+            <w:r>
+              <w:rPr>
+                <w:rFonts w:ascii="Avenir Next" w:hAnsi="Avenir Next" w:cs="Avenir Next" w:eastAsia="Avenir Next"/>
+                <w:color w:val="1A1A1A"/>
                 <w:sz w:val="20"/>
                 <w:szCs w:val="20"/>
               </w:rPr>
-              <w:t xml:space="preserve">9.</w:t>
-            </w:r>
-            <w:r>
-              <w:rPr>
-                <w:rFonts w:ascii="Avenir Next" w:hAnsi="Avenir Next" w:cs="Avenir Next" w:eastAsia="Avenir Next"/>
-                <w:color w:val="1A1A1A"/>
-                <w:sz w:val="20"/>
-                <w:szCs w:val="20"/>
-              </w:rPr>
               <w:tab/>
             </w:r>
             <w:r>
@@ -3360,7 +3365,7 @@
                 <w:rFonts w:ascii="Avenir Next" w:hAnsi="Avenir Next" w:cs="Avenir Next" w:eastAsia="Avenir Next"/>
                 <w:b/>
                 <w:color w:val="1A1A1A"/>
-                <w:sz w:val="20"/>
+                <w:sz w:val="22"/>
                 <w:szCs w:val="20"/>
               </w:rPr>
               <w:t xml:space="preserve">Kiara’s Work.  </w:t>
@@ -3369,7 +3374,7 @@
               <w:rPr>
                 <w:rFonts w:ascii="Avenir Next" w:hAnsi="Avenir Next" w:cs="Avenir Next" w:eastAsia="Avenir Next"/>
                 <w:color w:val="1A1A1A"/>
-                <w:sz w:val="20"/>
+                <w:sz w:val="22"/>
                 <w:szCs w:val="20"/>
               </w:rPr>
               <w:t xml:space="preserve">Kiara graphed </w:t>
@@ -3379,7 +3384,7 @@
                 <w:rFonts w:ascii="Avenir Next" w:hAnsi="Avenir Next" w:cs="Avenir Next" w:eastAsia="Avenir Next"/>
                 <w:i/>
                 <w:color w:val="1A1A1A"/>
-                <w:sz w:val="20"/>
+                <w:sz w:val="22"/>
                 <w:szCs w:val="20"/>
               </w:rPr>
               <w:t xml:space="preserve">y</w:t>
@@ -3388,7 +3393,7 @@
               <w:rPr>
                 <w:rFonts w:ascii="Avenir Next" w:hAnsi="Avenir Next" w:cs="Avenir Next" w:eastAsia="Avenir Next"/>
                 <w:color w:val="1A1A1A"/>
-                <w:sz w:val="20"/>
+                <w:sz w:val="22"/>
                 <w:szCs w:val="20"/>
               </w:rPr>
               <w:t xml:space="preserve"> &lt; 15 with a closed dot at 15. She told her group that 15 is one of the solutions. Explain her mistake and fix the graph.</w:t>
@@ -3434,7 +3439,7 @@
                 </w:tcPr>
                 <w:p>
                   <w:pPr>
-                    <w:spacing w:before="0" w:after="0" w:line="240" w:lineRule="auto"/>
+                    <w:spacing w:before="0" w:after="0" w:line="50" w:lineRule="exact"/>
                   </w:pPr>
                 </w:p>
               </w:tc>
@@ -3454,7 +3459,7 @@
                 </w:tcPr>
                 <w:p>
                   <w:pPr>
-                    <w:spacing w:before="0" w:after="0" w:line="240" w:lineRule="auto"/>
+                    <w:spacing w:before="0" w:after="0" w:line="50" w:lineRule="exact"/>
                   </w:pPr>
                 </w:p>
               </w:tc>
@@ -3474,7 +3479,7 @@
                 </w:tcPr>
                 <w:p>
                   <w:pPr>
-                    <w:spacing w:before="0" w:after="0" w:line="240" w:lineRule="auto"/>
+                    <w:spacing w:before="0" w:after="0" w:line="50" w:lineRule="exact"/>
                   </w:pPr>
                 </w:p>
               </w:tc>
@@ -3482,7 +3487,7 @@
           </w:tbl>
           <w:p>
             <w:pPr>
-              <w:spacing w:before="0" w:after="0" w:line="24" w:lineRule="auto"/>
+              <w:spacing w:before="0" w:after="0" w:line="50" w:lineRule="exact"/>
             </w:pPr>
           </w:p>
         </w:tc>
@@ -3490,11 +3495,12 @@
     </w:tbl>
     <w:p>
       <w:pPr>
-        <w:spacing w:before="0" w:after="0" w:line="20" w:lineRule="exact"/>
+        <w:spacing w:before="0" w:after="0" w:line="50" w:lineRule="exact"/>
       </w:pPr>
     </w:p>
     <w:p>
       <w:pPr>
+        <w:pStyle w:val="Heading2"/>
         <w:keepNext/>
         <w:pBdr>
           <w:bottom w:val="single" w:sz="8" w:space="3" w:color="003A70"/>
@@ -3510,7 +3516,7 @@
           <w:b/>
           <w:color w:val="003A70"/>
           <w:spacing w:val="14"/>
-          <w:sz w:val="19"/>
+          <w:sz w:val="22"/>
           <w:szCs w:val="19"/>
         </w:rPr>
         <w:t xml:space="preserve">TEST PRACTICE</w:t>
@@ -3529,7 +3535,7 @@
           <w:rFonts w:ascii="Avenir Next" w:hAnsi="Avenir Next" w:cs="Avenir Next" w:eastAsia="Avenir Next"/>
           <w:i/>
           <w:color w:val="5A5F66"/>
-          <w:sz w:val="17"/>
+          <w:sz w:val="22"/>
           <w:szCs w:val="17"/>
         </w:rPr>
         <w:t xml:space="preserve">choose the best answer</w:t>
@@ -3537,7 +3543,7 @@
     </w:p>
     <w:p>
       <w:pPr>
-        <w:spacing w:before="0" w:after="0" w:line="20" w:lineRule="exact"/>
+        <w:spacing w:before="0" w:after="0" w:line="50" w:lineRule="exact"/>
       </w:pPr>
     </w:p>
     <w:tbl>
@@ -3587,25 +3593,25 @@
                 <w:rFonts w:ascii="Avenir Next" w:hAnsi="Avenir Next" w:cs="Avenir Next" w:eastAsia="Avenir Next"/>
                 <w:b/>
                 <w:color w:val="1A1A1A"/>
+                <w:sz w:val="22"/>
+                <w:szCs w:val="20"/>
+              </w:rPr>
+              <w:t xml:space="preserve">10.</w:t>
+            </w:r>
+            <w:r>
+              <w:rPr>
+                <w:rFonts w:ascii="Avenir Next" w:hAnsi="Avenir Next" w:cs="Avenir Next" w:eastAsia="Avenir Next"/>
+                <w:color w:val="1A1A1A"/>
                 <w:sz w:val="20"/>
                 <w:szCs w:val="20"/>
               </w:rPr>
-              <w:t xml:space="preserve">10.</w:t>
-            </w:r>
-            <w:r>
-              <w:rPr>
-                <w:rFonts w:ascii="Avenir Next" w:hAnsi="Avenir Next" w:cs="Avenir Next" w:eastAsia="Avenir Next"/>
-                <w:color w:val="1A1A1A"/>
-                <w:sz w:val="20"/>
-                <w:szCs w:val="20"/>
-              </w:rPr>
               <w:tab/>
             </w:r>
             <w:r>
               <w:rPr>
                 <w:rFonts w:ascii="Avenir Next" w:hAnsi="Avenir Next" w:cs="Avenir Next" w:eastAsia="Avenir Next"/>
                 <w:color w:val="1A1A1A"/>
-                <w:sz w:val="20"/>
+                <w:sz w:val="22"/>
                 <w:szCs w:val="20"/>
               </w:rPr>
               <w:t xml:space="preserve">Which value is a solution of </w:t>
@@ -3615,7 +3621,7 @@
                 <w:rFonts w:ascii="Avenir Next" w:hAnsi="Avenir Next" w:cs="Avenir Next" w:eastAsia="Avenir Next"/>
                 <w:i/>
                 <w:color w:val="1A1A1A"/>
-                <w:sz w:val="20"/>
+                <w:sz w:val="22"/>
                 <w:szCs w:val="20"/>
               </w:rPr>
               <w:t xml:space="preserve">k</w:t>
@@ -3624,7 +3630,7 @@
               <w:rPr>
                 <w:rFonts w:ascii="Avenir Next" w:hAnsi="Avenir Next" w:cs="Avenir Next" w:eastAsia="Avenir Next"/>
                 <w:color w:val="1A1A1A"/>
-                <w:sz w:val="20"/>
+                <w:sz w:val="22"/>
                 <w:szCs w:val="20"/>
               </w:rPr>
               <w:t xml:space="preserve"> ≥ 7?</w:t>
@@ -3680,25 +3686,25 @@
                       <w:rFonts w:ascii="Avenir Next" w:hAnsi="Avenir Next" w:cs="Avenir Next" w:eastAsia="Avenir Next"/>
                       <w:b/>
                       <w:color w:val="003A70"/>
+                      <w:sz w:val="22"/>
+                      <w:szCs w:val="19"/>
+                    </w:rPr>
+                    <w:t xml:space="preserve">A</w:t>
+                  </w:r>
+                  <w:r>
+                    <w:rPr>
+                      <w:rFonts w:ascii="Avenir Next" w:hAnsi="Avenir Next" w:cs="Avenir Next" w:eastAsia="Avenir Next"/>
+                      <w:color w:val="1A1A1A"/>
                       <w:sz w:val="19"/>
                       <w:szCs w:val="19"/>
                     </w:rPr>
-                    <w:t xml:space="preserve">A</w:t>
-                  </w:r>
-                  <w:r>
-                    <w:rPr>
-                      <w:rFonts w:ascii="Avenir Next" w:hAnsi="Avenir Next" w:cs="Avenir Next" w:eastAsia="Avenir Next"/>
-                      <w:color w:val="1A1A1A"/>
-                      <w:sz w:val="19"/>
-                      <w:szCs w:val="19"/>
-                    </w:rPr>
                     <w:tab/>
                   </w:r>
                   <w:r>
                     <w:rPr>
                       <w:rFonts w:ascii="Avenir Next" w:hAnsi="Avenir Next" w:cs="Avenir Next" w:eastAsia="Avenir Next"/>
                       <w:color w:val="1A1A1A"/>
-                      <w:sz w:val="19"/>
+                      <w:sz w:val="22"/>
                       <w:szCs w:val="19"/>
                     </w:rPr>
                     <w:t xml:space="preserve">6</w:t>
@@ -3723,25 +3729,25 @@
                       <w:rFonts w:ascii="Avenir Next" w:hAnsi="Avenir Next" w:cs="Avenir Next" w:eastAsia="Avenir Next"/>
                       <w:b/>
                       <w:color w:val="003A70"/>
+                      <w:sz w:val="22"/>
+                      <w:szCs w:val="19"/>
+                    </w:rPr>
+                    <w:t xml:space="preserve">B</w:t>
+                  </w:r>
+                  <w:r>
+                    <w:rPr>
+                      <w:rFonts w:ascii="Avenir Next" w:hAnsi="Avenir Next" w:cs="Avenir Next" w:eastAsia="Avenir Next"/>
+                      <w:color w:val="1A1A1A"/>
                       <w:sz w:val="19"/>
                       <w:szCs w:val="19"/>
                     </w:rPr>
-                    <w:t xml:space="preserve">B</w:t>
-                  </w:r>
-                  <w:r>
-                    <w:rPr>
-                      <w:rFonts w:ascii="Avenir Next" w:hAnsi="Avenir Next" w:cs="Avenir Next" w:eastAsia="Avenir Next"/>
-                      <w:color w:val="1A1A1A"/>
-                      <w:sz w:val="19"/>
-                      <w:szCs w:val="19"/>
-                    </w:rPr>
                     <w:tab/>
                   </w:r>
                   <w:r>
                     <w:rPr>
                       <w:rFonts w:ascii="Avenir Next" w:hAnsi="Avenir Next" w:cs="Avenir Next" w:eastAsia="Avenir Next"/>
                       <w:color w:val="1A1A1A"/>
-                      <w:sz w:val="19"/>
+                      <w:sz w:val="22"/>
                       <w:szCs w:val="19"/>
                     </w:rPr>
                     <w:t xml:space="preserve">6.9</w:t>
@@ -3766,25 +3772,25 @@
                       <w:rFonts w:ascii="Avenir Next" w:hAnsi="Avenir Next" w:cs="Avenir Next" w:eastAsia="Avenir Next"/>
                       <w:b/>
                       <w:color w:val="003A70"/>
+                      <w:sz w:val="22"/>
+                      <w:szCs w:val="19"/>
+                    </w:rPr>
+                    <w:t xml:space="preserve">C</w:t>
+                  </w:r>
+                  <w:r>
+                    <w:rPr>
+                      <w:rFonts w:ascii="Avenir Next" w:hAnsi="Avenir Next" w:cs="Avenir Next" w:eastAsia="Avenir Next"/>
+                      <w:color w:val="1A1A1A"/>
                       <w:sz w:val="19"/>
                       <w:szCs w:val="19"/>
                     </w:rPr>
-                    <w:t xml:space="preserve">C</w:t>
-                  </w:r>
-                  <w:r>
-                    <w:rPr>
-                      <w:rFonts w:ascii="Avenir Next" w:hAnsi="Avenir Next" w:cs="Avenir Next" w:eastAsia="Avenir Next"/>
-                      <w:color w:val="1A1A1A"/>
-                      <w:sz w:val="19"/>
-                      <w:szCs w:val="19"/>
-                    </w:rPr>
                     <w:tab/>
                   </w:r>
                   <w:r>
                     <w:rPr>
                       <w:rFonts w:ascii="Avenir Next" w:hAnsi="Avenir Next" w:cs="Avenir Next" w:eastAsia="Avenir Next"/>
                       <w:color w:val="1A1A1A"/>
-                      <w:sz w:val="19"/>
+                      <w:sz w:val="22"/>
                       <w:szCs w:val="19"/>
                     </w:rPr>
                     <w:t xml:space="preserve">7</w:t>
@@ -3809,25 +3815,25 @@
                       <w:rFonts w:ascii="Avenir Next" w:hAnsi="Avenir Next" w:cs="Avenir Next" w:eastAsia="Avenir Next"/>
                       <w:b/>
                       <w:color w:val="003A70"/>
+                      <w:sz w:val="22"/>
+                      <w:szCs w:val="19"/>
+                    </w:rPr>
+                    <w:t xml:space="preserve">D</w:t>
+                  </w:r>
+                  <w:r>
+                    <w:rPr>
+                      <w:rFonts w:ascii="Avenir Next" w:hAnsi="Avenir Next" w:cs="Avenir Next" w:eastAsia="Avenir Next"/>
+                      <w:color w:val="1A1A1A"/>
                       <w:sz w:val="19"/>
                       <w:szCs w:val="19"/>
                     </w:rPr>
-                    <w:t xml:space="preserve">D</w:t>
-                  </w:r>
-                  <w:r>
-                    <w:rPr>
-                      <w:rFonts w:ascii="Avenir Next" w:hAnsi="Avenir Next" w:cs="Avenir Next" w:eastAsia="Avenir Next"/>
-                      <w:color w:val="1A1A1A"/>
-                      <w:sz w:val="19"/>
-                      <w:szCs w:val="19"/>
-                    </w:rPr>
                     <w:tab/>
                   </w:r>
                   <w:r>
                     <w:rPr>
                       <w:rFonts w:ascii="Avenir Next" w:hAnsi="Avenir Next" w:cs="Avenir Next" w:eastAsia="Avenir Next"/>
                       <w:color w:val="1A1A1A"/>
-                      <w:sz w:val="19"/>
+                      <w:sz w:val="22"/>
                       <w:szCs w:val="19"/>
                     </w:rPr>
                     <w:t xml:space="preserve">−7</w:t>
@@ -3838,7 +3844,7 @@
           </w:tbl>
           <w:p>
             <w:pPr>
-              <w:spacing w:before="0" w:after="0" w:line="24" w:lineRule="auto"/>
+              <w:spacing w:before="0" w:after="0" w:line="50" w:lineRule="exact"/>
             </w:pPr>
           </w:p>
         </w:tc>
@@ -3846,12 +3852,12 @@
     </w:tbl>
     <w:p>
       <w:pPr>
-        <w:spacing w:before="0" w:after="0" w:line="20" w:lineRule="exact"/>
+        <w:spacing w:before="0" w:after="0" w:line="50" w:lineRule="exact"/>
       </w:pPr>
     </w:p>
     <w:p>
       <w:pPr>
-        <w:spacing w:before="0" w:after="0" w:line="20" w:lineRule="exact"/>
+        <w:spacing w:before="0" w:after="0" w:line="50" w:lineRule="exact"/>
       </w:pPr>
     </w:p>
     <w:tbl>
@@ -3901,25 +3907,25 @@
                 <w:rFonts w:ascii="Avenir Next" w:hAnsi="Avenir Next" w:cs="Avenir Next" w:eastAsia="Avenir Next"/>
                 <w:b/>
                 <w:color w:val="1A1A1A"/>
+                <w:sz w:val="22"/>
+                <w:szCs w:val="20"/>
+              </w:rPr>
+              <w:t xml:space="preserve">11.</w:t>
+            </w:r>
+            <w:r>
+              <w:rPr>
+                <w:rFonts w:ascii="Avenir Next" w:hAnsi="Avenir Next" w:cs="Avenir Next" w:eastAsia="Avenir Next"/>
+                <w:color w:val="1A1A1A"/>
                 <w:sz w:val="20"/>
                 <w:szCs w:val="20"/>
               </w:rPr>
-              <w:t xml:space="preserve">11.</w:t>
-            </w:r>
-            <w:r>
-              <w:rPr>
-                <w:rFonts w:ascii="Avenir Next" w:hAnsi="Avenir Next" w:cs="Avenir Next" w:eastAsia="Avenir Next"/>
-                <w:color w:val="1A1A1A"/>
-                <w:sz w:val="20"/>
-                <w:szCs w:val="20"/>
-              </w:rPr>
               <w:tab/>
             </w:r>
             <w:r>
               <w:rPr>
                 <w:rFonts w:ascii="Avenir Next" w:hAnsi="Avenir Next" w:cs="Avenir Next" w:eastAsia="Avenir Next"/>
                 <w:color w:val="1A1A1A"/>
-                <w:sz w:val="20"/>
+                <w:sz w:val="22"/>
                 <w:szCs w:val="20"/>
               </w:rPr>
               <w:t xml:space="preserve">To decide whether to use an open or a closed dot, test —</w:t>
@@ -3973,25 +3979,25 @@
                       <w:rFonts w:ascii="Avenir Next" w:hAnsi="Avenir Next" w:cs="Avenir Next" w:eastAsia="Avenir Next"/>
                       <w:b/>
                       <w:color w:val="003A70"/>
+                      <w:sz w:val="22"/>
+                      <w:szCs w:val="19"/>
+                    </w:rPr>
+                    <w:t xml:space="preserve">A</w:t>
+                  </w:r>
+                  <w:r>
+                    <w:rPr>
+                      <w:rFonts w:ascii="Avenir Next" w:hAnsi="Avenir Next" w:cs="Avenir Next" w:eastAsia="Avenir Next"/>
+                      <w:color w:val="1A1A1A"/>
                       <w:sz w:val="19"/>
                       <w:szCs w:val="19"/>
                     </w:rPr>
-                    <w:t xml:space="preserve">A</w:t>
-                  </w:r>
-                  <w:r>
-                    <w:rPr>
-                      <w:rFonts w:ascii="Avenir Next" w:hAnsi="Avenir Next" w:cs="Avenir Next" w:eastAsia="Avenir Next"/>
-                      <w:color w:val="1A1A1A"/>
-                      <w:sz w:val="19"/>
-                      <w:szCs w:val="19"/>
-                    </w:rPr>
                     <w:tab/>
                   </w:r>
                   <w:r>
                     <w:rPr>
                       <w:rFonts w:ascii="Avenir Next" w:hAnsi="Avenir Next" w:cs="Avenir Next" w:eastAsia="Avenir Next"/>
                       <w:color w:val="1A1A1A"/>
-                      <w:sz w:val="19"/>
+                      <w:sz w:val="22"/>
                       <w:szCs w:val="19"/>
                     </w:rPr>
                     <w:t xml:space="preserve">the boundary value</w:t>
@@ -4016,25 +4022,25 @@
                       <w:rFonts w:ascii="Avenir Next" w:hAnsi="Avenir Next" w:cs="Avenir Next" w:eastAsia="Avenir Next"/>
                       <w:b/>
                       <w:color w:val="003A70"/>
+                      <w:sz w:val="22"/>
+                      <w:szCs w:val="19"/>
+                    </w:rPr>
+                    <w:t xml:space="preserve">B</w:t>
+                  </w:r>
+                  <w:r>
+                    <w:rPr>
+                      <w:rFonts w:ascii="Avenir Next" w:hAnsi="Avenir Next" w:cs="Avenir Next" w:eastAsia="Avenir Next"/>
+                      <w:color w:val="1A1A1A"/>
                       <w:sz w:val="19"/>
                       <w:szCs w:val="19"/>
                     </w:rPr>
-                    <w:t xml:space="preserve">B</w:t>
-                  </w:r>
-                  <w:r>
-                    <w:rPr>
-                      <w:rFonts w:ascii="Avenir Next" w:hAnsi="Avenir Next" w:cs="Avenir Next" w:eastAsia="Avenir Next"/>
-                      <w:color w:val="1A1A1A"/>
-                      <w:sz w:val="19"/>
-                      <w:szCs w:val="19"/>
-                    </w:rPr>
                     <w:tab/>
                   </w:r>
                   <w:r>
                     <w:rPr>
                       <w:rFonts w:ascii="Avenir Next" w:hAnsi="Avenir Next" w:cs="Avenir Next" w:eastAsia="Avenir Next"/>
                       <w:color w:val="1A1A1A"/>
-                      <w:sz w:val="19"/>
+                      <w:sz w:val="22"/>
                       <w:szCs w:val="19"/>
                     </w:rPr>
                     <w:t xml:space="preserve">a value far from the boundary</w:t>
@@ -4064,25 +4070,25 @@
                       <w:rFonts w:ascii="Avenir Next" w:hAnsi="Avenir Next" w:cs="Avenir Next" w:eastAsia="Avenir Next"/>
                       <w:b/>
                       <w:color w:val="003A70"/>
+                      <w:sz w:val="22"/>
+                      <w:szCs w:val="19"/>
+                    </w:rPr>
+                    <w:t xml:space="preserve">C</w:t>
+                  </w:r>
+                  <w:r>
+                    <w:rPr>
+                      <w:rFonts w:ascii="Avenir Next" w:hAnsi="Avenir Next" w:cs="Avenir Next" w:eastAsia="Avenir Next"/>
+                      <w:color w:val="1A1A1A"/>
                       <w:sz w:val="19"/>
                       <w:szCs w:val="19"/>
                     </w:rPr>
-                    <w:t xml:space="preserve">C</w:t>
-                  </w:r>
-                  <w:r>
-                    <w:rPr>
-                      <w:rFonts w:ascii="Avenir Next" w:hAnsi="Avenir Next" w:cs="Avenir Next" w:eastAsia="Avenir Next"/>
-                      <w:color w:val="1A1A1A"/>
-                      <w:sz w:val="19"/>
-                      <w:szCs w:val="19"/>
-                    </w:rPr>
                     <w:tab/>
                   </w:r>
                   <w:r>
                     <w:rPr>
                       <w:rFonts w:ascii="Avenir Next" w:hAnsi="Avenir Next" w:cs="Avenir Next" w:eastAsia="Avenir Next"/>
                       <w:color w:val="1A1A1A"/>
-                      <w:sz w:val="19"/>
+                      <w:sz w:val="22"/>
                       <w:szCs w:val="19"/>
                     </w:rPr>
                     <w:t xml:space="preserve">zero</w:t>
@@ -4107,25 +4113,25 @@
                       <w:rFonts w:ascii="Avenir Next" w:hAnsi="Avenir Next" w:cs="Avenir Next" w:eastAsia="Avenir Next"/>
                       <w:b/>
                       <w:color w:val="003A70"/>
+                      <w:sz w:val="22"/>
+                      <w:szCs w:val="19"/>
+                    </w:rPr>
+                    <w:t xml:space="preserve">D</w:t>
+                  </w:r>
+                  <w:r>
+                    <w:rPr>
+                      <w:rFonts w:ascii="Avenir Next" w:hAnsi="Avenir Next" w:cs="Avenir Next" w:eastAsia="Avenir Next"/>
+                      <w:color w:val="1A1A1A"/>
                       <w:sz w:val="19"/>
                       <w:szCs w:val="19"/>
                     </w:rPr>
-                    <w:t xml:space="preserve">D</w:t>
-                  </w:r>
-                  <w:r>
-                    <w:rPr>
-                      <w:rFonts w:ascii="Avenir Next" w:hAnsi="Avenir Next" w:cs="Avenir Next" w:eastAsia="Avenir Next"/>
-                      <w:color w:val="1A1A1A"/>
-                      <w:sz w:val="19"/>
-                      <w:szCs w:val="19"/>
-                    </w:rPr>
                     <w:tab/>
                   </w:r>
                   <w:r>
                     <w:rPr>
                       <w:rFonts w:ascii="Avenir Next" w:hAnsi="Avenir Next" w:cs="Avenir Next" w:eastAsia="Avenir Next"/>
                       <w:color w:val="1A1A1A"/>
-                      <w:sz w:val="19"/>
+                      <w:sz w:val="22"/>
                       <w:szCs w:val="19"/>
                     </w:rPr>
                     <w:t xml:space="preserve">a negative value</w:t>
@@ -4136,7 +4142,7 @@
           </w:tbl>
           <w:p>
             <w:pPr>
-              <w:spacing w:before="0" w:after="0" w:line="24" w:lineRule="auto"/>
+              <w:spacing w:before="0" w:after="0" w:line="50" w:lineRule="exact"/>
             </w:pPr>
           </w:p>
         </w:tc>
@@ -4144,11 +4150,12 @@
     </w:tbl>
     <w:p>
       <w:pPr>
-        <w:spacing w:before="0" w:after="0" w:line="20" w:lineRule="exact"/>
+        <w:spacing w:before="0" w:after="0" w:line="50" w:lineRule="exact"/>
       </w:pPr>
     </w:p>
     <w:p>
       <w:pPr>
+        <w:pStyle w:val="Heading2"/>
         <w:keepNext/>
         <w:pBdr>
           <w:bottom w:val="single" w:sz="8" w:space="3" w:color="003A70"/>
@@ -4164,7 +4171,7 @@
           <w:b/>
           <w:color w:val="003A70"/>
           <w:spacing w:val="14"/>
-          <w:sz w:val="19"/>
+          <w:sz w:val="22"/>
           <w:szCs w:val="19"/>
         </w:rPr>
         <w:t xml:space="preserve">SELF-CHECK CODE</w:t>
@@ -4183,7 +4190,7 @@
           <w:rFonts w:ascii="Avenir Next" w:hAnsi="Avenir Next" w:cs="Avenir Next" w:eastAsia="Avenir Next"/>
           <w:i/>
           <w:color w:val="5A5F66"/>
-          <w:sz w:val="17"/>
+          <w:sz w:val="22"/>
           <w:szCs w:val="17"/>
         </w:rPr>
         <w:t xml:space="preserve">find your answer · copy its letter into that problem’s box · spell a math word</w:t>
@@ -4242,7 +4249,7 @@
                 <w:rFonts w:ascii="Avenir Next" w:hAnsi="Avenir Next" w:cs="Avenir Next" w:eastAsia="Avenir Next"/>
                 <w:b/>
                 <w:color w:val="1A1A1A"/>
-                <w:sz w:val="18"/>
+                <w:sz w:val="22"/>
                 <w:szCs w:val="18"/>
               </w:rPr>
               <w:t xml:space="preserve">n &gt; 30</w:t>
@@ -4258,7 +4265,7 @@
                 <w:rFonts w:ascii="Avenir Next" w:hAnsi="Avenir Next" w:cs="Avenir Next" w:eastAsia="Avenir Next"/>
                 <w:b/>
                 <w:color w:val="003A70"/>
-                <w:sz w:val="18"/>
+                <w:sz w:val="22"/>
                 <w:szCs w:val="18"/>
               </w:rPr>
               <w:t xml:space="preserve">H</w:t>
@@ -4281,7 +4288,7 @@
                 <w:rFonts w:ascii="Avenir Next" w:hAnsi="Avenir Next" w:cs="Avenir Next" w:eastAsia="Avenir Next"/>
                 <w:b/>
                 <w:color w:val="1A1A1A"/>
-                <w:sz w:val="18"/>
+                <w:sz w:val="22"/>
                 <w:szCs w:val="18"/>
               </w:rPr>
               <w:t xml:space="preserve">d ≤ 400</w:t>
@@ -4297,7 +4304,7 @@
                 <w:rFonts w:ascii="Avenir Next" w:hAnsi="Avenir Next" w:cs="Avenir Next" w:eastAsia="Avenir Next"/>
                 <w:b/>
                 <w:color w:val="003A70"/>
-                <w:sz w:val="18"/>
+                <w:sz w:val="22"/>
                 <w:szCs w:val="18"/>
               </w:rPr>
               <w:t xml:space="preserve">X</w:t>
@@ -4320,7 +4327,7 @@
                 <w:rFonts w:ascii="Avenir Next" w:hAnsi="Avenir Next" w:cs="Avenir Next" w:eastAsia="Avenir Next"/>
                 <w:b/>
                 <w:color w:val="1A1A1A"/>
-                <w:sz w:val="18"/>
+                <w:sz w:val="22"/>
                 <w:szCs w:val="18"/>
               </w:rPr>
               <w:t xml:space="preserve">w ≤ 30</w:t>
@@ -4336,7 +4343,7 @@
                 <w:rFonts w:ascii="Avenir Next" w:hAnsi="Avenir Next" w:cs="Avenir Next" w:eastAsia="Avenir Next"/>
                 <w:b/>
                 <w:color w:val="003A70"/>
-                <w:sz w:val="18"/>
+                <w:sz w:val="22"/>
                 <w:szCs w:val="18"/>
               </w:rPr>
               <w:t xml:space="preserve">S</w:t>
@@ -4359,7 +4366,7 @@
                 <w:rFonts w:ascii="Avenir Next" w:hAnsi="Avenir Next" w:cs="Avenir Next" w:eastAsia="Avenir Next"/>
                 <w:b/>
                 <w:color w:val="1A1A1A"/>
-                <w:sz w:val="18"/>
+                <w:sz w:val="22"/>
                 <w:szCs w:val="18"/>
               </w:rPr>
               <w:t xml:space="preserve">w ≥ 70</w:t>
@@ -4375,7 +4382,7 @@
                 <w:rFonts w:ascii="Avenir Next" w:hAnsi="Avenir Next" w:cs="Avenir Next" w:eastAsia="Avenir Next"/>
                 <w:b/>
                 <w:color w:val="003A70"/>
-                <w:sz w:val="18"/>
+                <w:sz w:val="22"/>
                 <w:szCs w:val="18"/>
               </w:rPr>
               <w:t xml:space="preserve">Q</w:t>
@@ -4398,7 +4405,7 @@
                 <w:rFonts w:ascii="Avenir Next" w:hAnsi="Avenir Next" w:cs="Avenir Next" w:eastAsia="Avenir Next"/>
                 <w:b/>
                 <w:color w:val="1A1A1A"/>
-                <w:sz w:val="18"/>
+                <w:sz w:val="22"/>
                 <w:szCs w:val="18"/>
               </w:rPr>
               <w:t xml:space="preserve">a &gt; 12</w:t>
@@ -4414,7 +4421,7 @@
                 <w:rFonts w:ascii="Avenir Next" w:hAnsi="Avenir Next" w:cs="Avenir Next" w:eastAsia="Avenir Next"/>
                 <w:b/>
                 <w:color w:val="003A70"/>
-                <w:sz w:val="18"/>
+                <w:sz w:val="22"/>
                 <w:szCs w:val="18"/>
               </w:rPr>
               <w:t xml:space="preserve">C</w:t>
@@ -4437,7 +4444,7 @@
                 <w:rFonts w:ascii="Avenir Next" w:hAnsi="Avenir Next" w:cs="Avenir Next" w:eastAsia="Avenir Next"/>
                 <w:b/>
                 <w:color w:val="1A1A1A"/>
-                <w:sz w:val="18"/>
+                <w:sz w:val="22"/>
                 <w:szCs w:val="18"/>
               </w:rPr>
               <w:t xml:space="preserve">a ≥ 12</w:t>
@@ -4453,7 +4460,7 @@
                 <w:rFonts w:ascii="Avenir Next" w:hAnsi="Avenir Next" w:cs="Avenir Next" w:eastAsia="Avenir Next"/>
                 <w:b/>
                 <w:color w:val="003A70"/>
-                <w:sz w:val="18"/>
+                <w:sz w:val="22"/>
                 <w:szCs w:val="18"/>
               </w:rPr>
               <w:t xml:space="preserve">J</w:t>
@@ -4476,7 +4483,7 @@
                 <w:rFonts w:ascii="Avenir Next" w:hAnsi="Avenir Next" w:cs="Avenir Next" w:eastAsia="Avenir Next"/>
                 <w:b/>
                 <w:color w:val="1A1A1A"/>
-                <w:sz w:val="18"/>
+                <w:sz w:val="22"/>
                 <w:szCs w:val="18"/>
               </w:rPr>
               <w:t xml:space="preserve">c &lt; 28</w:t>
@@ -4492,7 +4499,7 @@
                 <w:rFonts w:ascii="Avenir Next" w:hAnsi="Avenir Next" w:cs="Avenir Next" w:eastAsia="Avenir Next"/>
                 <w:b/>
                 <w:color w:val="003A70"/>
-                <w:sz w:val="18"/>
+                <w:sz w:val="22"/>
                 <w:szCs w:val="18"/>
               </w:rPr>
               <w:t xml:space="preserve">E</w:t>
@@ -4515,7 +4522,7 @@
                 <w:rFonts w:ascii="Avenir Next" w:hAnsi="Avenir Next" w:cs="Avenir Next" w:eastAsia="Avenir Next"/>
                 <w:b/>
                 <w:color w:val="1A1A1A"/>
-                <w:sz w:val="18"/>
+                <w:sz w:val="22"/>
                 <w:szCs w:val="18"/>
               </w:rPr>
               <w:t xml:space="preserve">w &gt; 70</w:t>
@@ -4531,7 +4538,7 @@
                 <w:rFonts w:ascii="Avenir Next" w:hAnsi="Avenir Next" w:cs="Avenir Next" w:eastAsia="Avenir Next"/>
                 <w:b/>
                 <w:color w:val="003A70"/>
-                <w:sz w:val="18"/>
+                <w:sz w:val="22"/>
                 <w:szCs w:val="18"/>
               </w:rPr>
               <w:t xml:space="preserve">C</w:t>
@@ -4554,7 +4561,7 @@
                 <w:rFonts w:ascii="Avenir Next" w:hAnsi="Avenir Next" w:cs="Avenir Next" w:eastAsia="Avenir Next"/>
                 <w:b/>
                 <w:color w:val="1A1A1A"/>
-                <w:sz w:val="18"/>
+                <w:sz w:val="22"/>
                 <w:szCs w:val="18"/>
               </w:rPr>
               <w:t xml:space="preserve">c ≤ 28</w:t>
@@ -4570,7 +4577,7 @@
                 <w:rFonts w:ascii="Avenir Next" w:hAnsi="Avenir Next" w:cs="Avenir Next" w:eastAsia="Avenir Next"/>
                 <w:b/>
                 <w:color w:val="003A70"/>
-                <w:sz w:val="18"/>
+                <w:sz w:val="22"/>
                 <w:szCs w:val="18"/>
               </w:rPr>
               <w:t xml:space="preserve">Z</w:t>
@@ -4593,7 +4600,7 @@
                 <w:rFonts w:ascii="Avenir Next" w:hAnsi="Avenir Next" w:cs="Avenir Next" w:eastAsia="Avenir Next"/>
                 <w:b/>
                 <w:color w:val="1A1A1A"/>
-                <w:sz w:val="18"/>
+                <w:sz w:val="22"/>
                 <w:szCs w:val="18"/>
               </w:rPr>
               <w:t xml:space="preserve">d &lt; 400</w:t>
@@ -4609,7 +4616,7 @@
                 <w:rFonts w:ascii="Avenir Next" w:hAnsi="Avenir Next" w:cs="Avenir Next" w:eastAsia="Avenir Next"/>
                 <w:b/>
                 <w:color w:val="003A70"/>
-                <w:sz w:val="18"/>
+                <w:sz w:val="22"/>
                 <w:szCs w:val="18"/>
               </w:rPr>
               <w:t xml:space="preserve">K</w:t>
@@ -4620,7 +4627,7 @@
     </w:tbl>
     <w:p>
       <w:pPr>
-        <w:spacing w:before="0" w:after="0" w:line="60" w:lineRule="auto"/>
+        <w:spacing w:before="0" w:after="0" w:line="50" w:lineRule="exact"/>
       </w:pPr>
     </w:p>
     <w:tbl>
@@ -4787,7 +4794,7 @@
     </w:tbl>
     <w:p>
       <w:pPr>
-        <w:spacing w:before="0" w:after="0" w:line="40" w:lineRule="auto"/>
+        <w:spacing w:before="0" w:after="0" w:line="50" w:lineRule="exact"/>
       </w:pPr>
     </w:p>
     <w:tbl>
@@ -4829,6 +4836,7 @@
           </w:tcPr>
           <w:p>
             <w:pPr>
+              <w:pStyle w:val="Heading2"/>
               <w:spacing w:before="0" w:after="0" w:line="240" w:lineRule="auto"/>
             </w:pPr>
             <w:r>
@@ -4866,7 +4874,7 @@
               <w:rPr>
                 <w:rFonts w:ascii="Avenir Next" w:hAnsi="Avenir Next" w:cs="Avenir Next" w:eastAsia="Avenir Next"/>
                 <w:color w:val="1A1A1A"/>
-                <w:sz w:val="17"/>
+                <w:sz w:val="22"/>
                 <w:szCs w:val="17"/>
               </w:rPr>
               <w:t xml:space="preserve">  I can do this on my own</w:t>
@@ -4895,7 +4903,7 @@
               <w:rPr>
                 <w:rFonts w:ascii="Avenir Next" w:hAnsi="Avenir Next" w:cs="Avenir Next" w:eastAsia="Avenir Next"/>
                 <w:color w:val="1A1A1A"/>
-                <w:sz w:val="17"/>
+                <w:sz w:val="22"/>
                 <w:szCs w:val="17"/>
               </w:rPr>
               <w:t xml:space="preserve">  I need a little help</w:t>
@@ -4924,7 +4932,7 @@
               <w:rPr>
                 <w:rFonts w:ascii="Avenir Next" w:hAnsi="Avenir Next" w:cs="Avenir Next" w:eastAsia="Avenir Next"/>
                 <w:color w:val="1A1A1A"/>
-                <w:sz w:val="17"/>
+                <w:sz w:val="22"/>
                 <w:szCs w:val="17"/>
               </w:rPr>
               <w:t xml:space="preserve">  I have a question about #</w:t>
@@ -4945,7 +4953,7 @@
     </w:tbl>
     <w:p>
       <w:pPr>
-        <w:spacing w:before="0" w:after="0" w:line="20" w:lineRule="exact"/>
+        <w:spacing w:before="0" w:after="0" w:line="50" w:lineRule="exact"/>
       </w:pPr>
     </w:p>
     <w:sectPr>
@@ -5031,7 +5039,106 @@
               <w:sz w:val="15"/>
               <w:szCs w:val="15"/>
             </w:rPr>
-            <w:t xml:space="preserve">Lesson 8-5  ·  Session 2  ·  Practice Form B</w:t>
+            <w:t xml:space="preserve">8-5 · Page </w:t>
+          </w:r>
+          <w:r>
+            <w:rPr>
+              <w:rFonts w:ascii="Avenir Next" w:hAnsi="Avenir Next" w:cs="Avenir Next" w:eastAsia="Avenir Next"/>
+              <w:color w:val="5A5F66"/>
+              <w:sz w:val="15"/>
+              <w:szCs w:val="15"/>
+            </w:rPr>
+            <w:fldChar w:fldCharType="begin"/>
+          </w:r>
+          <w:r>
+            <w:rPr>
+              <w:rFonts w:ascii="Avenir Next" w:hAnsi="Avenir Next" w:cs="Avenir Next" w:eastAsia="Avenir Next"/>
+              <w:color w:val="5A5F66"/>
+              <w:sz w:val="15"/>
+              <w:szCs w:val="15"/>
+            </w:rPr>
+            <w:instrText xml:space="preserve"> PAGE </w:instrText>
+          </w:r>
+          <w:r>
+            <w:rPr>
+              <w:rFonts w:ascii="Avenir Next" w:hAnsi="Avenir Next" w:cs="Avenir Next" w:eastAsia="Avenir Next"/>
+              <w:color w:val="5A5F66"/>
+              <w:sz w:val="15"/>
+              <w:szCs w:val="15"/>
+            </w:rPr>
+            <w:fldChar w:fldCharType="separate"/>
+          </w:r>
+          <w:r>
+            <w:rPr>
+              <w:rFonts w:ascii="Avenir Next" w:hAnsi="Avenir Next" w:cs="Avenir Next" w:eastAsia="Avenir Next"/>
+              <w:color w:val="5A5F66"/>
+              <w:sz w:val="15"/>
+              <w:szCs w:val="15"/>
+            </w:rPr>
+            <w:t xml:space="preserve">1</w:t>
+          </w:r>
+          <w:r>
+            <w:rPr>
+              <w:rFonts w:ascii="Avenir Next" w:hAnsi="Avenir Next" w:cs="Avenir Next" w:eastAsia="Avenir Next"/>
+              <w:color w:val="5A5F66"/>
+              <w:sz w:val="15"/>
+              <w:szCs w:val="15"/>
+            </w:rPr>
+            <w:fldChar w:fldCharType="end"/>
+          </w:r>
+          <w:r>
+            <w:rPr>
+              <w:rFonts w:ascii="Avenir Next" w:hAnsi="Avenir Next" w:cs="Avenir Next" w:eastAsia="Avenir Next"/>
+              <w:color w:val="5A5F66"/>
+              <w:sz w:val="15"/>
+              <w:szCs w:val="15"/>
+            </w:rPr>
+            <w:t xml:space="preserve"> of </w:t>
+          </w:r>
+          <w:r>
+            <w:rPr>
+              <w:rFonts w:ascii="Avenir Next" w:hAnsi="Avenir Next" w:cs="Avenir Next" w:eastAsia="Avenir Next"/>
+              <w:color w:val="5A5F66"/>
+              <w:sz w:val="15"/>
+              <w:szCs w:val="15"/>
+            </w:rPr>
+            <w:fldChar w:fldCharType="begin"/>
+          </w:r>
+          <w:r>
+            <w:rPr>
+              <w:rFonts w:ascii="Avenir Next" w:hAnsi="Avenir Next" w:cs="Avenir Next" w:eastAsia="Avenir Next"/>
+              <w:color w:val="5A5F66"/>
+              <w:sz w:val="15"/>
+              <w:szCs w:val="15"/>
+            </w:rPr>
+            <w:instrText xml:space="preserve"> NUMPAGES </w:instrText>
+          </w:r>
+          <w:r>
+            <w:rPr>
+              <w:rFonts w:ascii="Avenir Next" w:hAnsi="Avenir Next" w:cs="Avenir Next" w:eastAsia="Avenir Next"/>
+              <w:color w:val="5A5F66"/>
+              <w:sz w:val="15"/>
+              <w:szCs w:val="15"/>
+            </w:rPr>
+            <w:fldChar w:fldCharType="separate"/>
+          </w:r>
+          <w:r>
+            <w:rPr>
+              <w:rFonts w:ascii="Avenir Next" w:hAnsi="Avenir Next" w:cs="Avenir Next" w:eastAsia="Avenir Next"/>
+              <w:color w:val="5A5F66"/>
+              <w:sz w:val="15"/>
+              <w:szCs w:val="15"/>
+            </w:rPr>
+            <w:t xml:space="preserve">1</w:t>
+          </w:r>
+          <w:r>
+            <w:rPr>
+              <w:rFonts w:ascii="Avenir Next" w:hAnsi="Avenir Next" w:cs="Avenir Next" w:eastAsia="Avenir Next"/>
+              <w:color w:val="5A5F66"/>
+              <w:sz w:val="15"/>
+              <w:szCs w:val="15"/>
+            </w:rPr>
+            <w:fldChar w:fldCharType="end"/>
           </w:r>
         </w:p>
       </w:tc>
@@ -5074,5 +5181,23 @@
       </w:tblCellMar>
     </w:tblPr>
   </w:style>
+  <w:style w:type="paragraph" w:styleId="Heading1">
+    <w:name w:val="heading 1"/>
+    <w:basedOn w:val="Normal"/>
+    <w:pPr>
+      <w:outlineLvl w:val="0"/>
+      <w:keepNext w:val="0"/>
+      <w:keepLines w:val="0"/>
+    </w:pPr>
+  </w:style>
+  <w:style w:type="paragraph" w:styleId="Heading2">
+    <w:name w:val="heading 2"/>
+    <w:basedOn w:val="Normal"/>
+    <w:pPr>
+      <w:outlineLvl w:val="1"/>
+      <w:keepNext w:val="0"/>
+      <w:keepLines w:val="0"/>
+    </w:pPr>
+  </w:style>
 </w:styles>
 </file>